--- a/TestWord_1/F_ТИПОВИЙ ДОГОВІР ТЕі ІНТЕРНЕТ-ТЕЛЕБАЧЕННЯ ГО УААСП.docx
+++ b/TestWord_1/F_ТИПОВИЙ ДОГОВІР ТЕі ІНТЕРНЕТ-ТЕЛЕБАЧЕННЯ ГО УААСП.docx
@@ -84,8 +84,8 @@
       <w:sdt>
         <w:sdtPr>
           <w:rPr>
-            <w:sz w:val="20"/>
-            <w:szCs w:val="20"/>
+            <w:sz w:val="18"/>
+            <w:szCs w:val="18"/>
           </w:rPr>
           <w:alias w:val="docNumberC"/>
           <w:tag w:val="docNumberC"/>
@@ -97,6 +97,7 @@
           <w15:appearance w15:val="tags"/>
           <w:text/>
         </w:sdtPr>
+        <w:sdtEndPr/>
         <w:sdtContent>
           <w:r>
             <w:rPr>
@@ -136,6 +137,7 @@
         <w:tabs>
           <w:tab w:val="left" w:pos="9214"/>
         </w:tabs>
+        <w:jc w:val="center"/>
         <w:rPr>
           <w:bCs w:val="0"/>
           <w:sz w:val="18"/>
@@ -177,7 +179,24 @@
           <w:szCs w:val="18"/>
           <w:lang w:val="uk-UA"/>
         </w:rPr>
-        <w:t xml:space="preserve">     </w:t>
+        <w:t xml:space="preserve">   </w:t>
+      </w:r>
+      <w:r>
+        <w:rPr>
+          <w:bCs w:val="0"/>
+          <w:sz w:val="18"/>
+          <w:szCs w:val="18"/>
+        </w:rPr>
+        <w:t xml:space="preserve">  </w:t>
+      </w:r>
+      <w:r>
+        <w:rPr>
+          <w:bCs w:val="0"/>
+          <w:sz w:val="18"/>
+          <w:szCs w:val="18"/>
+          <w:lang w:val="uk-UA"/>
+        </w:rPr>
+        <w:t xml:space="preserve">  </w:t>
       </w:r>
       <w:r>
         <w:rPr>
@@ -192,11 +211,11 @@
       <w:sdt>
         <w:sdtPr>
           <w:rPr>
-            <w:sz w:val="20"/>
-            <w:szCs w:val="20"/>
+            <w:sz w:val="18"/>
+            <w:szCs w:val="18"/>
           </w:rPr>
-          <w:alias w:val="docDateC"/>
-          <w:tag w:val="docDateC"/>
+          <w:alias w:val="docDate"/>
+          <w:tag w:val="docDate"/>
           <w:id w:val="-1392730580"/>
           <w:placeholder>
             <w:docPart w:val="78366AF0D5E54124AF0B3CBCFAB8529A"/>
@@ -205,10 +224,12 @@
           <w15:appearance w15:val="tags"/>
           <w:text/>
         </w:sdtPr>
+        <w:sdtEndPr/>
         <w:sdtContent>
           <w:r>
             <w:rPr>
               <w:rStyle w:val="af"/>
+              <w:lang w:val="uk-UA"/>
             </w:rPr>
             <w:t>Место для ввода текста.</w:t>
           </w:r>
@@ -399,7 +420,10 @@
       <w:sdt>
         <w:sdtPr>
           <w:rPr>
+            <w:b/>
             <w:bCs/>
+            <w:sz w:val="18"/>
+            <w:szCs w:val="18"/>
           </w:rPr>
           <w:alias w:val="fop"/>
           <w:tag w:val="fop"/>
@@ -411,6 +435,7 @@
           <w15:appearance w15:val="tags"/>
           <w:text/>
         </w:sdtPr>
+        <w:sdtEndPr/>
         <w:sdtContent>
           <w:r>
             <w:rPr>
@@ -434,6 +459,8 @@
           <w:rPr>
             <w:b/>
             <w:bCs/>
+            <w:sz w:val="18"/>
+            <w:szCs w:val="18"/>
           </w:rPr>
           <w:alias w:val="CstName"/>
           <w:tag w:val="CstName"/>
@@ -445,6 +472,7 @@
           <w15:appearance w15:val="tags"/>
           <w:text/>
         </w:sdtPr>
+        <w:sdtEndPr/>
         <w:sdtContent>
           <w:r>
             <w:rPr>
@@ -468,12 +496,29 @@
           <w:b/>
           <w:bCs/>
         </w:rPr>
-        <w:t xml:space="preserve">(далі – Користувач) </w:t>
+        <w:t>(далі – Користувач)</w:t>
+      </w:r>
+      <w:r>
+        <w:rPr>
+          <w:b/>
+          <w:bCs/>
+          <w:lang w:val="ru-RU"/>
+        </w:rPr>
+        <w:t>,</w:t>
+      </w:r>
+      <w:r>
+        <w:rPr>
+          <w:b/>
+          <w:bCs/>
+        </w:rPr>
+        <w:t xml:space="preserve"> </w:t>
       </w:r>
       <w:sdt>
         <w:sdtPr>
           <w:rPr>
             <w:bCs/>
+            <w:sz w:val="18"/>
+            <w:szCs w:val="18"/>
           </w:rPr>
           <w:alias w:val="vOsobi"/>
           <w:tag w:val="vOsobi"/>
@@ -485,6 +530,7 @@
           <w15:appearance w15:val="tags"/>
           <w:text/>
         </w:sdtPr>
+        <w:sdtEndPr/>
         <w:sdtContent>
           <w:r>
             <w:rPr>
@@ -494,11 +540,22 @@
           </w:r>
         </w:sdtContent>
       </w:sdt>
+      <w:r>
+        <w:rPr>
+          <w:bCs/>
+          <w:sz w:val="18"/>
+          <w:szCs w:val="18"/>
+          <w:lang w:val="ru-RU"/>
+        </w:rPr>
+        <w:t xml:space="preserve"> </w:t>
+      </w:r>
       <w:sdt>
         <w:sdtPr>
           <w:rPr>
             <w:b/>
             <w:bCs/>
+            <w:sz w:val="18"/>
+            <w:szCs w:val="18"/>
           </w:rPr>
           <w:alias w:val="CstPerson"/>
           <w:tag w:val="CstPerson"/>
@@ -510,6 +567,7 @@
           <w15:appearance w15:val="tags"/>
           <w:text/>
         </w:sdtPr>
+        <w:sdtEndPr/>
         <w:sdtContent>
           <w:r>
             <w:rPr>
@@ -527,13 +585,16 @@
           <w:bCs/>
           <w:sz w:val="28"/>
           <w:szCs w:val="28"/>
-        </w:rPr>
-        <w:t xml:space="preserve">, </w:t>
+          <w:lang w:val="ru-RU"/>
+        </w:rPr>
+        <w:t xml:space="preserve"> </w:t>
       </w:r>
       <w:sdt>
         <w:sdtPr>
           <w:rPr>
             <w:bCs/>
+            <w:sz w:val="18"/>
+            <w:szCs w:val="18"/>
           </w:rPr>
           <w:alias w:val="naPidstavi"/>
           <w:tag w:val="naPidstavi"/>
@@ -545,6 +606,7 @@
           <w15:appearance w15:val="tags"/>
           <w:text/>
         </w:sdtPr>
+        <w:sdtEndPr/>
         <w:sdtContent>
           <w:r>
             <w:rPr>
@@ -554,11 +616,22 @@
           </w:r>
         </w:sdtContent>
       </w:sdt>
+      <w:r>
+        <w:rPr>
+          <w:bCs/>
+          <w:sz w:val="18"/>
+          <w:szCs w:val="18"/>
+          <w:lang w:val="ru-RU"/>
+        </w:rPr>
+        <w:t xml:space="preserve"> </w:t>
+      </w:r>
       <w:sdt>
         <w:sdtPr>
           <w:rPr>
             <w:b/>
             <w:bCs/>
+            <w:sz w:val="18"/>
+            <w:szCs w:val="18"/>
           </w:rPr>
           <w:alias w:val="CstPersonReason"/>
           <w:tag w:val="CstPersonReason"/>
@@ -570,6 +643,7 @@
           <w15:appearance w15:val="tags"/>
           <w:text/>
         </w:sdtPr>
+        <w:sdtEndPr/>
         <w:sdtContent>
           <w:r>
             <w:rPr>
@@ -583,17 +657,13 @@
       </w:sdt>
       <w:r>
         <w:rPr>
+          <w:b/>
           <w:bCs/>
           <w:sz w:val="18"/>
           <w:szCs w:val="18"/>
-        </w:rPr>
-        <w:t>,</w:t>
-      </w:r>
-      <w:r>
-        <w:rPr>
-          <w:bCs/>
-        </w:rPr>
-        <w:t xml:space="preserve"> </w:t>
+          <w:lang w:val="ru-RU"/>
+        </w:rPr>
+        <w:t xml:space="preserve">  </w:t>
       </w:r>
       <w:r>
         <w:rPr>
@@ -1383,296 +1453,226 @@
         </w:rPr>
       </w:pPr>
     </w:p>
-    <w:tbl>
-      <w:tblPr>
-        <w:tblW w:w="0" w:type="auto"/>
-        <w:tblInd w:w="108" w:type="dxa"/>
-        <w:tblBorders>
-          <w:top w:val="single" w:sz="4" w:space="0" w:color="auto"/>
-          <w:left w:val="single" w:sz="4" w:space="0" w:color="auto"/>
-          <w:bottom w:val="single" w:sz="4" w:space="0" w:color="auto"/>
-          <w:right w:val="single" w:sz="4" w:space="0" w:color="auto"/>
-          <w:insideH w:val="single" w:sz="4" w:space="0" w:color="auto"/>
-          <w:insideV w:val="single" w:sz="4" w:space="0" w:color="auto"/>
-        </w:tblBorders>
-        <w:tblLook w:val="01E0" w:firstRow="1" w:lastRow="1" w:firstColumn="1" w:lastColumn="1" w:noHBand="0" w:noVBand="0"/>
-      </w:tblPr>
-      <w:tblGrid>
-        <w:gridCol w:w="509"/>
-        <w:gridCol w:w="3791"/>
-        <w:gridCol w:w="4358"/>
-        <w:gridCol w:w="1997"/>
-      </w:tblGrid>
-      <w:tr>
-        <w:trPr>
-          <w:trHeight w:val="461"/>
-        </w:trPr>
-        <w:tc>
-          <w:tcPr>
-            <w:tcW w:w="511" w:type="dxa"/>
-            <w:vAlign w:val="center"/>
-          </w:tcPr>
-          <w:p>
-            <w:pPr>
-              <w:pStyle w:val="a3"/>
-              <w:ind w:right="-1"/>
-              <w:jc w:val="center"/>
-              <w:rPr>
-                <w:b/>
-                <w:bCs/>
-                <w:sz w:val="18"/>
-                <w:szCs w:val="18"/>
-                <w:highlight w:val="yellow"/>
-              </w:rPr>
-            </w:pPr>
-            <w:r>
-              <w:rPr>
-                <w:b/>
-                <w:bCs/>
-                <w:sz w:val="18"/>
-                <w:szCs w:val="18"/>
-                <w:highlight w:val="yellow"/>
-              </w:rPr>
-              <w:t>№ з/п</w:t>
-            </w:r>
-          </w:p>
-        </w:tc>
-        <w:tc>
-          <w:tcPr>
-            <w:tcW w:w="3887" w:type="dxa"/>
-            <w:vAlign w:val="center"/>
-          </w:tcPr>
-          <w:p>
-            <w:pPr>
-              <w:pStyle w:val="a3"/>
-              <w:ind w:left="-142" w:right="-1"/>
-              <w:jc w:val="center"/>
-              <w:rPr>
-                <w:b/>
-                <w:bCs/>
-                <w:sz w:val="18"/>
-                <w:szCs w:val="18"/>
-                <w:highlight w:val="yellow"/>
-              </w:rPr>
-            </w:pPr>
-            <w:r>
-              <w:rPr>
-                <w:b/>
-                <w:bCs/>
-                <w:sz w:val="18"/>
-                <w:szCs w:val="18"/>
-                <w:highlight w:val="yellow"/>
-              </w:rPr>
-              <w:t>Логотип</w:t>
-            </w:r>
-          </w:p>
-        </w:tc>
-        <w:tc>
-          <w:tcPr>
-            <w:tcW w:w="4450" w:type="dxa"/>
-            <w:vAlign w:val="center"/>
-          </w:tcPr>
-          <w:p>
-            <w:pPr>
-              <w:pStyle w:val="a3"/>
-              <w:ind w:left="-142" w:right="-1"/>
-              <w:jc w:val="center"/>
-              <w:rPr>
-                <w:b/>
-                <w:bCs/>
-                <w:sz w:val="18"/>
-                <w:szCs w:val="18"/>
-                <w:highlight w:val="yellow"/>
-              </w:rPr>
-            </w:pPr>
-            <w:r>
-              <w:rPr>
-                <w:b/>
-                <w:bCs/>
-                <w:sz w:val="18"/>
-                <w:szCs w:val="18"/>
-                <w:highlight w:val="yellow"/>
-              </w:rPr>
-              <w:t>Адміністративна одиниця</w:t>
-            </w:r>
-          </w:p>
-          <w:p>
-            <w:pPr>
-              <w:pStyle w:val="a3"/>
-              <w:ind w:left="-142" w:right="-1"/>
-              <w:jc w:val="center"/>
-              <w:rPr>
-                <w:b/>
-                <w:bCs/>
-                <w:sz w:val="18"/>
-                <w:szCs w:val="18"/>
-                <w:highlight w:val="yellow"/>
-              </w:rPr>
-            </w:pPr>
-            <w:r>
-              <w:rPr>
-                <w:b/>
-                <w:bCs/>
-                <w:sz w:val="18"/>
-                <w:szCs w:val="18"/>
-                <w:highlight w:val="yellow"/>
-              </w:rPr>
-              <w:t>(назва області, району</w:t>
-            </w:r>
-            <w:r>
-              <w:rPr>
-                <w:b/>
-                <w:bCs/>
-                <w:sz w:val="18"/>
-                <w:szCs w:val="18"/>
-                <w:highlight w:val="yellow"/>
-              </w:rPr>
-              <w:t xml:space="preserve"> на території України</w:t>
-            </w:r>
-            <w:r>
-              <w:rPr>
-                <w:b/>
-                <w:bCs/>
-                <w:sz w:val="18"/>
-                <w:szCs w:val="18"/>
-                <w:highlight w:val="yellow"/>
-              </w:rPr>
-              <w:t>)</w:t>
-            </w:r>
-          </w:p>
-        </w:tc>
-        <w:tc>
-          <w:tcPr>
-            <w:tcW w:w="2033" w:type="dxa"/>
-            <w:vAlign w:val="center"/>
-          </w:tcPr>
-          <w:p>
-            <w:pPr>
-              <w:pStyle w:val="a3"/>
-              <w:ind w:left="-142" w:right="-120"/>
-              <w:jc w:val="center"/>
-              <w:rPr>
-                <w:b/>
-                <w:bCs/>
-                <w:sz w:val="18"/>
-                <w:szCs w:val="18"/>
-                <w:highlight w:val="yellow"/>
-              </w:rPr>
-            </w:pPr>
-            <w:r>
-              <w:rPr>
-                <w:b/>
-                <w:bCs/>
-                <w:sz w:val="18"/>
-                <w:szCs w:val="18"/>
-                <w:highlight w:val="yellow"/>
-              </w:rPr>
-              <w:t>Інтернет-сайт</w:t>
-            </w:r>
-          </w:p>
-        </w:tc>
-      </w:tr>
-      <w:tr>
-        <w:trPr>
-          <w:trHeight w:val="272"/>
-        </w:trPr>
-        <w:tc>
-          <w:tcPr>
-            <w:tcW w:w="511" w:type="dxa"/>
-            <w:vAlign w:val="center"/>
-          </w:tcPr>
-          <w:p>
-            <w:pPr>
-              <w:pStyle w:val="a3"/>
-              <w:ind w:right="-1"/>
-              <w:jc w:val="center"/>
-              <w:rPr>
-                <w:b/>
-                <w:bCs/>
-                <w:sz w:val="18"/>
-                <w:szCs w:val="18"/>
-              </w:rPr>
-            </w:pPr>
-            <w:r>
-              <w:rPr>
-                <w:b/>
-                <w:bCs/>
-                <w:sz w:val="18"/>
-                <w:szCs w:val="18"/>
-                <w:highlight w:val="yellow"/>
-              </w:rPr>
-              <w:t>1</w:t>
-            </w:r>
-            <w:r>
-              <w:rPr>
-                <w:b/>
-                <w:bCs/>
-                <w:sz w:val="18"/>
-                <w:szCs w:val="18"/>
-                <w:highlight w:val="yellow"/>
-              </w:rPr>
-              <w:t>.</w:t>
-            </w:r>
-          </w:p>
-        </w:tc>
-        <w:tc>
-          <w:tcPr>
-            <w:tcW w:w="3887" w:type="dxa"/>
-          </w:tcPr>
-          <w:p>
-            <w:pPr>
-              <w:pStyle w:val="a3"/>
-              <w:ind w:left="-142" w:right="-1"/>
-              <w:jc w:val="center"/>
-              <w:rPr>
-                <w:b/>
-                <w:bCs/>
-                <w:sz w:val="18"/>
-                <w:szCs w:val="18"/>
-              </w:rPr>
-            </w:pPr>
-          </w:p>
-        </w:tc>
-        <w:tc>
-          <w:tcPr>
-            <w:tcW w:w="4450" w:type="dxa"/>
-            <w:vAlign w:val="center"/>
-          </w:tcPr>
-          <w:p>
-            <w:pPr>
-              <w:pStyle w:val="a3"/>
-              <w:ind w:left="-142" w:right="-1"/>
-              <w:jc w:val="center"/>
-              <w:rPr>
-                <w:b/>
-                <w:bCs/>
-                <w:sz w:val="18"/>
-                <w:szCs w:val="18"/>
-              </w:rPr>
-            </w:pPr>
-          </w:p>
-        </w:tc>
-        <w:tc>
-          <w:tcPr>
-            <w:tcW w:w="2033" w:type="dxa"/>
-            <w:vAlign w:val="center"/>
-          </w:tcPr>
-          <w:p>
-            <w:pPr>
-              <w:pStyle w:val="a3"/>
-              <w:ind w:left="-142" w:right="-120"/>
-              <w:jc w:val="center"/>
-              <w:rPr>
-                <w:b/>
-                <w:bCs/>
-                <w:sz w:val="18"/>
-                <w:szCs w:val="18"/>
-              </w:rPr>
-            </w:pPr>
-          </w:p>
-        </w:tc>
-      </w:tr>
-    </w:tbl>
+    <w:sdt>
+      <w:sdtPr>
+        <w:rPr>
+          <w:sz w:val="18"/>
+          <w:szCs w:val="18"/>
+        </w:rPr>
+        <w:alias w:val="TablePL1"/>
+        <w:tag w:val="TablePL1"/>
+        <w:id w:val="-695379230"/>
+        <w:placeholder>
+          <w:docPart w:val="DefaultPlaceholder_-1854013436"/>
+        </w:placeholder>
+        <w15:appearance w15:val="tags"/>
+        <w:docPartList>
+          <w:docPartGallery w:val="Tables"/>
+        </w:docPartList>
+      </w:sdtPr>
+      <w:sdtContent>
+        <w:p>
+          <w:pPr>
+            <w:pStyle w:val="a3"/>
+            <w:ind w:right="0"/>
+            <w:rPr>
+              <w:sz w:val="18"/>
+              <w:szCs w:val="18"/>
+            </w:rPr>
+          </w:pPr>
+        </w:p>
+        <w:tbl>
+          <w:tblPr>
+            <w:tblW w:w="10519" w:type="dxa"/>
+            <w:tblInd w:w="108" w:type="dxa"/>
+            <w:tblBorders>
+              <w:top w:val="single" w:sz="4" w:space="0" w:color="auto"/>
+              <w:left w:val="single" w:sz="4" w:space="0" w:color="auto"/>
+              <w:bottom w:val="single" w:sz="4" w:space="0" w:color="auto"/>
+              <w:right w:val="single" w:sz="4" w:space="0" w:color="auto"/>
+              <w:insideH w:val="single" w:sz="4" w:space="0" w:color="auto"/>
+              <w:insideV w:val="single" w:sz="4" w:space="0" w:color="auto"/>
+            </w:tblBorders>
+            <w:tblLook w:val="01E0" w:firstRow="1" w:lastRow="1" w:firstColumn="1" w:lastColumn="1" w:noHBand="0" w:noVBand="0"/>
+          </w:tblPr>
+          <w:tblGrid>
+            <w:gridCol w:w="741"/>
+            <w:gridCol w:w="2548"/>
+            <w:gridCol w:w="5529"/>
+            <w:gridCol w:w="1701"/>
+          </w:tblGrid>
+          <w:tr>
+            <w:trPr>
+              <w:trHeight w:val="494"/>
+            </w:trPr>
+            <w:tc>
+              <w:tcPr>
+                <w:tcW w:w="741" w:type="dxa"/>
+                <w:tcBorders>
+                  <w:top w:val="single" w:sz="4" w:space="0" w:color="auto"/>
+                  <w:left w:val="single" w:sz="4" w:space="0" w:color="auto"/>
+                  <w:bottom w:val="single" w:sz="4" w:space="0" w:color="auto"/>
+                  <w:right w:val="single" w:sz="4" w:space="0" w:color="auto"/>
+                </w:tcBorders>
+                <w:vAlign w:val="center"/>
+                <w:hideMark/>
+              </w:tcPr>
+              <w:p>
+                <w:pPr>
+                  <w:pStyle w:val="a3"/>
+                  <w:ind w:right="-141"/>
+                  <w:rPr>
+                    <w:sz w:val="18"/>
+                    <w:szCs w:val="18"/>
+                  </w:rPr>
+                </w:pPr>
+                <w:r>
+                  <w:rPr>
+                    <w:b/>
+                    <w:bCs/>
+                    <w:sz w:val="18"/>
+                    <w:szCs w:val="18"/>
+                  </w:rPr>
+                  <w:t>№ з/п</w:t>
+                </w:r>
+              </w:p>
+            </w:tc>
+            <w:tc>
+              <w:tcPr>
+                <w:tcW w:w="2548" w:type="dxa"/>
+                <w:tcBorders>
+                  <w:top w:val="single" w:sz="4" w:space="0" w:color="auto"/>
+                  <w:left w:val="single" w:sz="4" w:space="0" w:color="auto"/>
+                  <w:bottom w:val="single" w:sz="4" w:space="0" w:color="auto"/>
+                  <w:right w:val="single" w:sz="4" w:space="0" w:color="auto"/>
+                </w:tcBorders>
+                <w:vAlign w:val="center"/>
+              </w:tcPr>
+              <w:p>
+                <w:pPr>
+                  <w:ind w:right="-141"/>
+                  <w:jc w:val="center"/>
+                  <w:rPr>
+                    <w:b w:val="0"/>
+                    <w:sz w:val="18"/>
+                    <w:szCs w:val="18"/>
+                    <w:lang w:val="uk-UA"/>
+                  </w:rPr>
+                </w:pPr>
+                <w:r>
+                  <w:rPr>
+                    <w:sz w:val="18"/>
+                    <w:szCs w:val="18"/>
+                    <w:lang w:val="uk-UA"/>
+                  </w:rPr>
+                  <w:t>Логотип</w:t>
+                </w:r>
+              </w:p>
+            </w:tc>
+            <w:tc>
+              <w:tcPr>
+                <w:tcW w:w="5529" w:type="dxa"/>
+                <w:tcBorders>
+                  <w:top w:val="single" w:sz="4" w:space="0" w:color="auto"/>
+                  <w:left w:val="single" w:sz="4" w:space="0" w:color="auto"/>
+                  <w:bottom w:val="single" w:sz="4" w:space="0" w:color="auto"/>
+                  <w:right w:val="single" w:sz="4" w:space="0" w:color="auto"/>
+                </w:tcBorders>
+                <w:vAlign w:val="center"/>
+                <w:hideMark/>
+              </w:tcPr>
+              <w:p>
+                <w:pPr>
+                  <w:pStyle w:val="a3"/>
+                  <w:ind w:left="-142" w:right="0" w:firstLine="142"/>
+                  <w:jc w:val="center"/>
+                  <w:rPr>
+                    <w:b/>
+                    <w:bCs/>
+                    <w:sz w:val="18"/>
+                    <w:szCs w:val="18"/>
+                  </w:rPr>
+                </w:pPr>
+                <w:r>
+                  <w:rPr>
+                    <w:b/>
+                    <w:bCs/>
+                    <w:sz w:val="18"/>
+                    <w:szCs w:val="18"/>
+                  </w:rPr>
+                  <w:t>Адміністративна одиниця</w:t>
+                </w:r>
+              </w:p>
+              <w:p>
+                <w:pPr>
+                  <w:ind w:right="-141"/>
+                  <w:jc w:val="center"/>
+                  <w:rPr>
+                    <w:b w:val="0"/>
+                    <w:sz w:val="18"/>
+                    <w:szCs w:val="18"/>
+                  </w:rPr>
+                </w:pPr>
+                <w:r>
+                  <w:rPr>
+                    <w:b w:val="0"/>
+                    <w:i/>
+                    <w:sz w:val="18"/>
+                    <w:szCs w:val="18"/>
+                    <w:lang w:val="uk-UA"/>
+                  </w:rPr>
+                  <w:t>(назва області, району на території України)</w:t>
+                </w:r>
+              </w:p>
+            </w:tc>
+            <w:tc>
+              <w:tcPr>
+                <w:tcW w:w="1701" w:type="dxa"/>
+                <w:tcBorders>
+                  <w:top w:val="single" w:sz="4" w:space="0" w:color="auto"/>
+                  <w:left w:val="single" w:sz="4" w:space="0" w:color="auto"/>
+                  <w:bottom w:val="single" w:sz="4" w:space="0" w:color="auto"/>
+                  <w:right w:val="single" w:sz="4" w:space="0" w:color="auto"/>
+                </w:tcBorders>
+                <w:vAlign w:val="center"/>
+                <w:hideMark/>
+              </w:tcPr>
+              <w:p>
+                <w:pPr>
+                  <w:pStyle w:val="a3"/>
+                  <w:ind w:right="-141"/>
+                  <w:jc w:val="center"/>
+                  <w:rPr>
+                    <w:b/>
+                    <w:sz w:val="18"/>
+                    <w:szCs w:val="18"/>
+                  </w:rPr>
+                </w:pPr>
+                <w:r>
+                  <w:rPr>
+                    <w:b/>
+                    <w:bCs/>
+                    <w:sz w:val="18"/>
+                    <w:szCs w:val="18"/>
+                  </w:rPr>
+                  <w:t>Адреса сайту</w:t>
+                </w:r>
+              </w:p>
+            </w:tc>
+          </w:tr>
+        </w:tbl>
+        <w:p>
+          <w:pPr>
+            <w:pStyle w:val="a3"/>
+            <w:ind w:right="0"/>
+            <w:rPr>
+              <w:sz w:val="18"/>
+              <w:szCs w:val="18"/>
+            </w:rPr>
+          </w:pPr>
+        </w:p>
+      </w:sdtContent>
+    </w:sdt>
     <w:p>
       <w:pPr>
         <w:pStyle w:val="a3"/>
@@ -1680,7 +1680,6 @@
         <w:rPr>
           <w:sz w:val="18"/>
           <w:szCs w:val="18"/>
-          <w:lang w:val="en-US"/>
         </w:rPr>
       </w:pPr>
     </w:p>
@@ -2191,8 +2190,8 @@
         <w:sdtPr>
           <w:rPr>
             <w:b/>
-            <w:sz w:val="20"/>
-            <w:szCs w:val="20"/>
+            <w:sz w:val="18"/>
+            <w:szCs w:val="18"/>
           </w:rPr>
           <w:alias w:val="prcntInc"/>
           <w:tag w:val="prcntInc"/>
@@ -2204,6 +2203,7 @@
           <w15:appearance w15:val="tags"/>
           <w:text/>
         </w:sdtPr>
+        <w:sdtEndPr/>
         <w:sdtContent>
           <w:r>
             <w:rPr>
@@ -2218,16 +2218,17 @@
       </w:r>
       <w:r>
         <w:rPr>
-          <w:sz w:val="20"/>
-          <w:szCs w:val="20"/>
-        </w:rPr>
+          <w:sz w:val="18"/>
+          <w:szCs w:val="18"/>
+        </w:rPr>
+        <w:lastRenderedPageBreak/>
         <w:t>(</w:t>
       </w:r>
       <w:sdt>
         <w:sdtPr>
           <w:rPr>
-            <w:sz w:val="20"/>
-            <w:szCs w:val="20"/>
+            <w:sz w:val="18"/>
+            <w:szCs w:val="18"/>
           </w:rPr>
           <w:alias w:val="prcntIncText"/>
           <w:tag w:val="prcntIncText"/>
@@ -2239,6 +2240,7 @@
           <w15:appearance w15:val="tags"/>
           <w:text/>
         </w:sdtPr>
+        <w:sdtEndPr/>
         <w:sdtContent>
           <w:r>
             <w:rPr>
@@ -2251,8 +2253,9 @@
       <w:bookmarkEnd w:id="2"/>
       <w:r>
         <w:rPr>
-          <w:sz w:val="20"/>
-          <w:szCs w:val="20"/>
+          <w:sz w:val="18"/>
+          <w:szCs w:val="18"/>
+          <w:lang w:val="ru-RU"/>
         </w:rPr>
         <w:t>)</w:t>
       </w:r>
@@ -2267,20 +2270,11 @@
       <w:r>
         <w:rPr>
           <w:b/>
-          <w:bCs/>
-          <w:sz w:val="18"/>
-          <w:szCs w:val="18"/>
-        </w:rPr>
-        <w:t>відсотк</w:t>
-      </w:r>
-      <w:r>
-        <w:rPr>
-          <w:b/>
-          <w:bCs/>
-          <w:sz w:val="18"/>
-          <w:szCs w:val="18"/>
-        </w:rPr>
-        <w:t>ів</w:t>
+          <w:sz w:val="20"/>
+          <w:szCs w:val="20"/>
+          <w:lang w:val="ru-RU"/>
+        </w:rPr>
+        <w:t>%</w:t>
       </w:r>
       <w:r>
         <w:rPr>
@@ -2320,8 +2314,8 @@
           <w:rPr>
             <w:b/>
             <w:bCs/>
-            <w:sz w:val="20"/>
-            <w:szCs w:val="20"/>
+            <w:sz w:val="18"/>
+            <w:szCs w:val="18"/>
           </w:rPr>
           <w:alias w:val="minRltGrn"/>
           <w:tag w:val="minRltGrn"/>
@@ -2333,19 +2327,13 @@
           <w15:appearance w15:val="tags"/>
           <w:text/>
         </w:sdtPr>
+        <w:sdtEndPr/>
         <w:sdtContent>
           <w:r>
             <w:rPr>
               <w:rStyle w:val="af"/>
             </w:rPr>
-            <w:t xml:space="preserve">Место для </w:t>
-          </w:r>
-          <w:r>
-            <w:rPr>
-              <w:rStyle w:val="af"/>
-            </w:rPr>
-            <w:lastRenderedPageBreak/>
-            <w:t>ввода текста.</w:t>
+            <w:t>Место для ввода текста.</w:t>
           </w:r>
         </w:sdtContent>
       </w:sdt>
@@ -2356,14 +2344,22 @@
           <w:sz w:val="20"/>
           <w:szCs w:val="20"/>
         </w:rPr>
-        <w:t xml:space="preserve"> (</w:t>
+        <w:t xml:space="preserve"> </w:t>
+      </w:r>
+      <w:r>
+        <w:rPr>
+          <w:bCs/>
+          <w:sz w:val="18"/>
+          <w:szCs w:val="18"/>
+        </w:rPr>
+        <w:t>(</w:t>
       </w:r>
       <w:sdt>
         <w:sdtPr>
           <w:rPr>
             <w:bCs/>
-            <w:sz w:val="20"/>
-            <w:szCs w:val="20"/>
+            <w:sz w:val="18"/>
+            <w:szCs w:val="18"/>
           </w:rPr>
           <w:alias w:val="minRltGrnText"/>
           <w:tag w:val="minRltGrnText"/>
@@ -2375,6 +2371,7 @@
           <w15:appearance w15:val="tags"/>
           <w:text/>
         </w:sdtPr>
+        <w:sdtEndPr/>
         <w:sdtContent>
           <w:r>
             <w:rPr>
@@ -2386,20 +2383,28 @@
       </w:sdt>
       <w:r>
         <w:rPr>
+          <w:bCs/>
+          <w:sz w:val="18"/>
+          <w:szCs w:val="18"/>
+        </w:rPr>
+        <w:t>)</w:t>
+      </w:r>
+      <w:r>
+        <w:rPr>
           <w:b/>
           <w:bCs/>
           <w:sz w:val="20"/>
           <w:szCs w:val="20"/>
         </w:rPr>
-        <w:t xml:space="preserve">) грн. </w:t>
+        <w:t xml:space="preserve"> грн. </w:t>
       </w:r>
       <w:sdt>
         <w:sdtPr>
           <w:rPr>
             <w:b/>
             <w:bCs/>
-            <w:sz w:val="20"/>
-            <w:szCs w:val="20"/>
+            <w:sz w:val="18"/>
+            <w:szCs w:val="18"/>
           </w:rPr>
           <w:alias w:val="minRltKop"/>
           <w:tag w:val="minRltKop"/>
@@ -2411,6 +2416,7 @@
           <w15:appearance w15:val="tags"/>
           <w:text/>
         </w:sdtPr>
+        <w:sdtEndPr/>
         <w:sdtContent>
           <w:r>
             <w:rPr>
@@ -2442,8 +2448,8 @@
         <w:sdtPr>
           <w:rPr>
             <w:b/>
-            <w:sz w:val="20"/>
-            <w:szCs w:val="20"/>
+            <w:sz w:val="18"/>
+            <w:szCs w:val="18"/>
           </w:rPr>
           <w:alias w:val="rltPayPeriod"/>
           <w:tag w:val="rltPayPeriod"/>
@@ -2455,6 +2461,7 @@
           <w15:appearance w15:val="tags"/>
           <w:text/>
         </w:sdtPr>
+        <w:sdtEndPr/>
         <w:sdtContent>
           <w:r>
             <w:rPr>
@@ -2583,8 +2590,8 @@
           <w:rPr>
             <w:b/>
             <w:color w:val="000000"/>
-            <w:sz w:val="20"/>
-            <w:szCs w:val="20"/>
+            <w:sz w:val="18"/>
+            <w:szCs w:val="18"/>
           </w:rPr>
           <w:alias w:val="rltPayPeriod2"/>
           <w:tag w:val="rltPayPeriod2"/>
@@ -2596,6 +2603,7 @@
           <w15:appearance w15:val="tags"/>
           <w:text/>
         </w:sdtPr>
+        <w:sdtEndPr/>
         <w:sdtContent>
           <w:r>
             <w:rPr>
@@ -3841,6 +3849,7 @@
           <w:bCs w:val="0"/>
           <w:sz w:val="18"/>
           <w:szCs w:val="18"/>
+          <w:lang w:val="uk-UA"/>
         </w:rPr>
         <w:t xml:space="preserve">               </w:t>
       </w:r>
@@ -4537,7 +4546,15 @@
           <w:sz w:val="18"/>
           <w:szCs w:val="18"/>
         </w:rPr>
-        <w:t>твори без зазначення імені автора, тобто анонімно без письмової згоди на це автора, не має права розкривати псевдонім або іншим чином розпоряджатись особистими немайновими правами авторів. У випадку пред’явлення до Користувача претензій, предметом яких є порушення неврегульованих даним Договором прав, в тому числі немайнових прав, а також майнових, які не є предметом даного Договору, Користувач самостійно несе повну юридичну відповідальність згідно з діючим законодавством України за їх порушення.</w:t>
+        <w:t xml:space="preserve">твори без зазначення імені автора, тобто анонімно без письмової згоди на це автора, не має права розкривати псевдонім або іншим чином розпоряджатись особистими немайновими правами авторів. У випадку пред’явлення до Користувача претензій, предметом яких є </w:t>
+      </w:r>
+      <w:r>
+        <w:rPr>
+          <w:sz w:val="18"/>
+          <w:szCs w:val="18"/>
+        </w:rPr>
+        <w:lastRenderedPageBreak/>
+        <w:t>порушення неврегульованих даним Договором прав, в тому числі немайнових прав, а також майнових, які не є предметом даного Договору, Користувач самостійно несе повну юридичну відповідальність згідно з діючим законодавством України за їх порушення.</w:t>
       </w:r>
     </w:p>
     <w:p>
@@ -4554,7 +4571,6 @@
           <w:sz w:val="18"/>
           <w:szCs w:val="18"/>
         </w:rPr>
-        <w:lastRenderedPageBreak/>
         <w:t>3.</w:t>
       </w:r>
       <w:r>
@@ -4786,46 +4802,6 @@
           <w:bCs/>
           <w:sz w:val="18"/>
           <w:szCs w:val="18"/>
-          <w:lang w:val="en-US"/>
-        </w:rPr>
-      </w:pPr>
-    </w:p>
-    <w:p>
-      <w:pPr>
-        <w:pStyle w:val="a3"/>
-        <w:tabs>
-          <w:tab w:val="left" w:pos="4065"/>
-          <w:tab w:val="left" w:pos="6946"/>
-          <w:tab w:val="left" w:pos="10206"/>
-        </w:tabs>
-        <w:spacing w:before="120" w:after="120"/>
-        <w:ind w:right="0"/>
-        <w:jc w:val="center"/>
-        <w:rPr>
-          <w:b/>
-          <w:bCs/>
-          <w:sz w:val="18"/>
-          <w:szCs w:val="18"/>
-          <w:lang w:val="en-US"/>
-        </w:rPr>
-      </w:pPr>
-    </w:p>
-    <w:p>
-      <w:pPr>
-        <w:pStyle w:val="a3"/>
-        <w:tabs>
-          <w:tab w:val="left" w:pos="4065"/>
-          <w:tab w:val="left" w:pos="6946"/>
-          <w:tab w:val="left" w:pos="10206"/>
-        </w:tabs>
-        <w:spacing w:before="120" w:after="120"/>
-        <w:ind w:right="0"/>
-        <w:jc w:val="center"/>
-        <w:rPr>
-          <w:b/>
-          <w:bCs/>
-          <w:sz w:val="18"/>
-          <w:szCs w:val="18"/>
         </w:rPr>
       </w:pPr>
       <w:r>
@@ -4992,14 +4968,156 @@
         <w:sdtPr>
           <w:rPr>
             <w:b/>
-            <w:sz w:val="20"/>
-            <w:szCs w:val="20"/>
+            <w:sz w:val="18"/>
+            <w:szCs w:val="18"/>
           </w:rPr>
-          <w:alias w:val="docDateBeginC"/>
-          <w:tag w:val="docDateBeginC"/>
+          <w:alias w:val="docDateBegin"/>
+          <w:tag w:val="docDateBegin"/>
           <w:id w:val="-954788700"/>
           <w:placeholder>
             <w:docPart w:val="80314A18C1034A1C9EB2061741E17E6D"/>
+          </w:placeholder>
+          <w:showingPlcHdr/>
+          <w15:appearance w15:val="tags"/>
+          <w:text/>
+        </w:sdtPr>
+        <w:sdtEndPr/>
+        <w:sdtContent>
+          <w:r>
+            <w:rPr>
+              <w:rStyle w:val="af"/>
+            </w:rPr>
+            <w:t>Место для ввода текста.</w:t>
+          </w:r>
+        </w:sdtContent>
+      </w:sdt>
+      <w:r>
+        <w:rPr>
+          <w:b/>
+          <w:sz w:val="20"/>
+          <w:szCs w:val="20"/>
+        </w:rPr>
+        <w:t xml:space="preserve"> </w:t>
+      </w:r>
+      <w:r>
+        <w:rPr>
+          <w:b/>
+          <w:bCs/>
+          <w:sz w:val="18"/>
+          <w:szCs w:val="18"/>
+        </w:rPr>
+        <w:t xml:space="preserve">року </w:t>
+      </w:r>
+      <w:r>
+        <w:rPr>
+          <w:bCs/>
+          <w:sz w:val="18"/>
+          <w:szCs w:val="18"/>
+        </w:rPr>
+        <w:t>і діє до</w:t>
+      </w:r>
+      <w:r>
+        <w:rPr>
+          <w:b/>
+          <w:bCs/>
+          <w:sz w:val="20"/>
+          <w:szCs w:val="20"/>
+        </w:rPr>
+        <w:t xml:space="preserve">  </w:t>
+      </w:r>
+      <w:bookmarkStart w:id="7" w:name="_Hlk3207534"/>
+      <w:sdt>
+        <w:sdtPr>
+          <w:rPr>
+            <w:b/>
+            <w:sz w:val="18"/>
+            <w:szCs w:val="18"/>
+          </w:rPr>
+          <w:alias w:val="docDateEnd"/>
+          <w:tag w:val="docDateEnd"/>
+          <w:id w:val="1553884469"/>
+          <w:placeholder>
+            <w:docPart w:val="80314A18C1034A1C9EB2061741E17E6D"/>
+          </w:placeholder>
+          <w:showingPlcHdr/>
+          <w15:appearance w15:val="tags"/>
+          <w:text/>
+        </w:sdtPr>
+        <w:sdtEndPr/>
+        <w:sdtContent>
+          <w:r>
+            <w:rPr>
+              <w:rStyle w:val="af"/>
+            </w:rPr>
+            <w:t>Место для ввода текста.</w:t>
+          </w:r>
+        </w:sdtContent>
+      </w:sdt>
+      <w:bookmarkEnd w:id="6"/>
+      <w:bookmarkEnd w:id="7"/>
+      <w:r>
+        <w:rPr>
+          <w:b/>
+          <w:sz w:val="18"/>
+          <w:szCs w:val="18"/>
+        </w:rPr>
+        <w:t xml:space="preserve"> </w:t>
+      </w:r>
+      <w:r>
+        <w:rPr>
+          <w:b/>
+          <w:sz w:val="18"/>
+          <w:szCs w:val="18"/>
+        </w:rPr>
+        <w:t>року</w:t>
+      </w:r>
+      <w:r>
+        <w:rPr>
+          <w:sz w:val="18"/>
+          <w:szCs w:val="18"/>
+        </w:rPr>
+        <w:t xml:space="preserve">; при цьому, всі зобов’язання Користувача, що виникли під час дії даного Договору, залишаються в силі до їх повного виконання. </w:t>
+      </w:r>
+    </w:p>
+    <w:p>
+      <w:pPr>
+        <w:pStyle w:val="a3"/>
+        <w:ind w:right="0" w:firstLine="426"/>
+        <w:rPr>
+          <w:sz w:val="18"/>
+          <w:szCs w:val="18"/>
+        </w:rPr>
+      </w:pPr>
+      <w:r>
+        <w:rPr>
+          <w:sz w:val="18"/>
+          <w:szCs w:val="18"/>
+        </w:rPr>
+        <w:t>5.2.  Дія даного Договору автоматично продовжується строком на 1 рік з одночасним підвищенням розміру мінімального платежу авторської винагороди за попередній рік на</w:t>
+      </w:r>
+      <w:r>
+        <w:rPr>
+          <w:sz w:val="18"/>
+          <w:szCs w:val="18"/>
+          <w:lang w:val="ru-RU"/>
+        </w:rPr>
+        <w:t xml:space="preserve"> </w:t>
+      </w:r>
+      <w:bookmarkStart w:id="8" w:name="_Hlk4080784"/>
+      <w:sdt>
+        <w:sdtPr>
+          <w:rPr>
+            <w:b/>
+            <w:bCs/>
+            <w:sz w:val="18"/>
+            <w:szCs w:val="18"/>
+            <w:lang w:val="ru-UA"/>
+          </w:rPr>
+          <w:alias w:val="prcntPrl"/>
+          <w:tag w:val="prcntPrl"/>
+          <w:id w:val="973418347"/>
+          <w:placeholder>
+            <w:docPart w:val="6A55E891A2E84746818F445F0F471945"/>
           </w:placeholder>
           <w:showingPlcHdr/>
           <w15:appearance w15:val="tags"/>
@@ -5017,50 +5135,26 @@
       <w:r>
         <w:rPr>
           <w:b/>
-          <w:sz w:val="20"/>
-          <w:szCs w:val="20"/>
-        </w:rPr>
-        <w:t xml:space="preserve"> </w:t>
-      </w:r>
-      <w:r>
-        <w:rPr>
-          <w:b/>
           <w:bCs/>
-          <w:sz w:val="20"/>
-          <w:szCs w:val="20"/>
-        </w:rPr>
-        <w:t xml:space="preserve">року </w:t>
-      </w:r>
-      <w:r>
-        <w:rPr>
-          <w:bCs/>
-          <w:sz w:val="20"/>
-          <w:szCs w:val="20"/>
-        </w:rPr>
-        <w:t>і діє до</w:t>
-      </w:r>
-      <w:r>
-        <w:rPr>
-          <w:b/>
-          <w:bCs/>
-          <w:sz w:val="20"/>
-          <w:szCs w:val="20"/>
-        </w:rPr>
-        <w:t xml:space="preserve">  </w:t>
-      </w:r>
-      <w:bookmarkStart w:id="7" w:name="_Hlk3207534"/>
+          <w:sz w:val="18"/>
+          <w:szCs w:val="18"/>
+          <w:lang w:val="ru-UA"/>
+        </w:rPr>
+        <w:t xml:space="preserve"> (</w:t>
+      </w:r>
       <w:sdt>
         <w:sdtPr>
           <w:rPr>
-            <w:b/>
-            <w:sz w:val="20"/>
-            <w:szCs w:val="20"/>
+            <w:bCs/>
+            <w:sz w:val="18"/>
+            <w:szCs w:val="18"/>
+            <w:lang w:val="ru-UA"/>
           </w:rPr>
-          <w:alias w:val="docDateEndC"/>
-          <w:tag w:val="docDateEndC"/>
-          <w:id w:val="1553884469"/>
+          <w:alias w:val="prcntPrlText"/>
+          <w:tag w:val="prcntPrlText"/>
+          <w:id w:val="-492410048"/>
           <w:placeholder>
-            <w:docPart w:val="80314A18C1034A1C9EB2061741E17E6D"/>
+            <w:docPart w:val="6A55E891A2E84746818F445F0F471945"/>
           </w:placeholder>
           <w:showingPlcHdr/>
           <w15:appearance w15:val="tags"/>
@@ -5075,11 +5169,19 @@
           </w:r>
         </w:sdtContent>
       </w:sdt>
-      <w:bookmarkEnd w:id="6"/>
-      <w:bookmarkEnd w:id="7"/>
       <w:r>
         <w:rPr>
           <w:b/>
+          <w:bCs/>
+          <w:sz w:val="18"/>
+          <w:szCs w:val="18"/>
+          <w:lang w:val="ru-UA"/>
+        </w:rPr>
+        <w:t>)</w:t>
+      </w:r>
+      <w:bookmarkEnd w:id="8"/>
+      <w:r>
+        <w:rPr>
           <w:sz w:val="18"/>
           <w:szCs w:val="18"/>
         </w:rPr>
@@ -5091,32 +5193,14 @@
           <w:sz w:val="18"/>
           <w:szCs w:val="18"/>
         </w:rPr>
-        <w:t>року</w:t>
-      </w:r>
-      <w:r>
-        <w:rPr>
-          <w:sz w:val="18"/>
-          <w:szCs w:val="18"/>
-        </w:rPr>
-        <w:t xml:space="preserve">; при цьому, всі зобов’язання Користувача, що виникли під час дії даного Договору, залишаються в силі до їх повного виконання. </w:t>
-      </w:r>
-    </w:p>
-    <w:p>
-      <w:pPr>
-        <w:pStyle w:val="a3"/>
-        <w:ind w:right="0" w:firstLine="426"/>
-        <w:rPr>
-          <w:sz w:val="18"/>
-          <w:szCs w:val="18"/>
-        </w:rPr>
-      </w:pPr>
-      <w:r>
-        <w:rPr>
-          <w:sz w:val="18"/>
-          <w:szCs w:val="18"/>
-          <w:highlight w:val="yellow"/>
-        </w:rPr>
-        <w:t>5.2.  Дія даного Договору автоматично продовжується строком на 1 рік з одночасним підвищенням розміру мінімального платежу авторської винагороди за попередній рік на 10 (десять) % - і так із року в рік.</w:t>
+        <w:t>%</w:t>
+      </w:r>
+      <w:r>
+        <w:rPr>
+          <w:sz w:val="18"/>
+          <w:szCs w:val="18"/>
+        </w:rPr>
+        <w:t xml:space="preserve"> - і так із року в рік.</w:t>
       </w:r>
     </w:p>
     <w:p>
@@ -5140,7 +5224,16 @@
           <w:sz w:val="18"/>
           <w:szCs w:val="18"/>
         </w:rPr>
-        <w:t>каталогу</w:t>
+        <w:t>к</w:t>
+      </w:r>
+      <w:bookmarkStart w:id="9" w:name="_GoBack"/>
+      <w:bookmarkEnd w:id="9"/>
+      <w:r>
+        <w:rPr>
+          <w:sz w:val="18"/>
+          <w:szCs w:val="18"/>
+        </w:rPr>
+        <w:t>аталогу</w:t>
       </w:r>
       <w:r>
         <w:rPr>
@@ -5747,6 +5840,7 @@
           <w:sz w:val="18"/>
           <w:szCs w:val="18"/>
         </w:rPr>
+        <w:lastRenderedPageBreak/>
         <w:t>8</w:t>
       </w:r>
       <w:r>
@@ -5754,15 +5848,7 @@
           <w:sz w:val="18"/>
           <w:szCs w:val="18"/>
         </w:rPr>
-        <w:t xml:space="preserve">.1. Усі правовідносини, що виникають з цього Договору або пов'язані із ним, у тому числі пов'язані із дійсністю, укладенням, виконанням, зміною та припиненням цього Договору, тлумаченням його умов, визначенням наслідків недійсності або порушення Договору, </w:t>
-      </w:r>
-      <w:r>
-        <w:rPr>
-          <w:sz w:val="18"/>
-          <w:szCs w:val="18"/>
-        </w:rPr>
-        <w:lastRenderedPageBreak/>
-        <w:t>регламентуються цим Договором та відповідними нормами чинного в Україні законодавства, а також застосовними до таких правовідносин звичаями ділового обороту на підставі принципів добросовісності, розумності та справедливості</w:t>
+        <w:t>.1. Усі правовідносини, що виникають з цього Договору або пов'язані із ним, у тому числі пов'язані із дійсністю, укладенням, виконанням, зміною та припиненням цього Договору, тлумаченням його умов, визначенням наслідків недійсності або порушення Договору, регламентуються цим Договором та відповідними нормами чинного в Україні законодавства, а також застосовними до таких правовідносин звичаями ділового обороту на підставі принципів добросовісності, розумності та справедливості</w:t>
       </w:r>
       <w:r>
         <w:rPr>
@@ -6177,12 +6263,6 @@
         <w:gridCol w:w="5303"/>
       </w:tblGrid>
       <w:tr>
-        <w:tblPrEx>
-          <w:tblCellMar>
-            <w:top w:w="0" w:type="dxa"/>
-            <w:bottom w:w="0" w:type="dxa"/>
-          </w:tblCellMar>
-        </w:tblPrEx>
         <w:tc>
           <w:tcPr>
             <w:tcW w:w="5328" w:type="dxa"/>
@@ -6286,12 +6366,6 @@
         </w:tc>
       </w:tr>
       <w:tr>
-        <w:tblPrEx>
-          <w:tblCellMar>
-            <w:top w:w="0" w:type="dxa"/>
-            <w:bottom w:w="0" w:type="dxa"/>
-          </w:tblCellMar>
-        </w:tblPrEx>
         <w:trPr>
           <w:trHeight w:val="4818"/>
         </w:trPr>
@@ -6874,6 +6948,18 @@
               <w:jc w:val="center"/>
               <w:rPr>
                 <w:bCs w:val="0"/>
+                <w:sz w:val="18"/>
+                <w:szCs w:val="18"/>
+                <w:lang w:val="uk-UA"/>
+              </w:rPr>
+            </w:pPr>
+          </w:p>
+          <w:p>
+            <w:pPr>
+              <w:ind w:right="-108"/>
+              <w:jc w:val="center"/>
+              <w:rPr>
+                <w:bCs w:val="0"/>
                 <w:sz w:val="16"/>
                 <w:szCs w:val="16"/>
                 <w:lang w:val="uk-UA"/>
@@ -6883,8 +6969,8 @@
               <w:sdtPr>
                 <w:rPr>
                   <w:bCs w:val="0"/>
-                  <w:sz w:val="16"/>
-                  <w:szCs w:val="16"/>
+                  <w:sz w:val="18"/>
+                  <w:szCs w:val="18"/>
                   <w:lang w:val="uk-UA"/>
                 </w:rPr>
                 <w:alias w:val="CstName"/>
@@ -6897,6 +6983,7 @@
                 <w15:appearance w15:val="tags"/>
                 <w:text/>
               </w:sdtPr>
+              <w:sdtEndPr/>
               <w:sdtContent>
                 <w:r>
                   <w:rPr>
@@ -6930,15 +7017,15 @@
             <w:pPr>
               <w:ind w:right="-108"/>
               <w:rPr>
-                <w:sz w:val="16"/>
-                <w:szCs w:val="16"/>
-                <w:lang w:val="uk-UA"/>
-              </w:rPr>
-            </w:pPr>
-            <w:r>
-              <w:rPr>
-                <w:sz w:val="16"/>
-                <w:szCs w:val="16"/>
+                <w:sz w:val="18"/>
+                <w:szCs w:val="18"/>
+                <w:lang w:val="uk-UA"/>
+              </w:rPr>
+            </w:pPr>
+            <w:r>
+              <w:rPr>
+                <w:sz w:val="18"/>
+                <w:szCs w:val="18"/>
                 <w:lang w:val="uk-UA"/>
               </w:rPr>
               <w:t xml:space="preserve">Юридична адреса: </w:t>
@@ -6947,8 +7034,8 @@
               <w:sdtPr>
                 <w:rPr>
                   <w:b w:val="0"/>
-                  <w:sz w:val="16"/>
-                  <w:szCs w:val="16"/>
+                  <w:sz w:val="18"/>
+                  <w:szCs w:val="18"/>
                   <w:lang w:val="uk-UA"/>
                 </w:rPr>
                 <w:alias w:val="CstLegalAddress"/>
@@ -6961,6 +7048,7 @@
                 <w15:appearance w15:val="tags"/>
                 <w:text/>
               </w:sdtPr>
+              <w:sdtEndPr/>
               <w:sdtContent>
                 <w:r>
                   <w:rPr>
@@ -6976,15 +7064,15 @@
               <w:ind w:right="-108"/>
               <w:rPr>
                 <w:b w:val="0"/>
-                <w:sz w:val="16"/>
-                <w:szCs w:val="16"/>
-                <w:lang w:val="uk-UA"/>
-              </w:rPr>
-            </w:pPr>
-            <w:r>
-              <w:rPr>
-                <w:sz w:val="16"/>
-                <w:szCs w:val="16"/>
+                <w:sz w:val="18"/>
+                <w:szCs w:val="18"/>
+                <w:lang w:val="uk-UA"/>
+              </w:rPr>
+            </w:pPr>
+            <w:r>
+              <w:rPr>
+                <w:sz w:val="18"/>
+                <w:szCs w:val="18"/>
                 <w:lang w:val="uk-UA"/>
               </w:rPr>
               <w:t xml:space="preserve">Фактична адреса: </w:t>
@@ -6993,8 +7081,8 @@
               <w:sdtPr>
                 <w:rPr>
                   <w:b w:val="0"/>
-                  <w:sz w:val="16"/>
-                  <w:szCs w:val="16"/>
+                  <w:sz w:val="18"/>
+                  <w:szCs w:val="18"/>
                   <w:lang w:val="uk-UA"/>
                 </w:rPr>
                 <w:alias w:val="CstResidentialAddress"/>
@@ -7007,6 +7095,7 @@
                 <w15:appearance w15:val="tags"/>
                 <w:text/>
               </w:sdtPr>
+              <w:sdtEndPr/>
               <w:sdtContent>
                 <w:r>
                   <w:rPr>
@@ -7022,15 +7111,15 @@
               <w:ind w:right="-108"/>
               <w:rPr>
                 <w:b w:val="0"/>
-                <w:sz w:val="16"/>
-                <w:szCs w:val="16"/>
-                <w:lang w:val="uk-UA"/>
-              </w:rPr>
-            </w:pPr>
-            <w:r>
-              <w:rPr>
-                <w:sz w:val="16"/>
-                <w:szCs w:val="16"/>
+                <w:sz w:val="18"/>
+                <w:szCs w:val="18"/>
+                <w:lang w:val="uk-UA"/>
+              </w:rPr>
+            </w:pPr>
+            <w:r>
+              <w:rPr>
+                <w:sz w:val="18"/>
+                <w:szCs w:val="18"/>
                 <w:lang w:val="uk-UA"/>
               </w:rPr>
               <w:t xml:space="preserve">Адреса для листування: </w:t>
@@ -7040,8 +7129,8 @@
                 <w:rPr>
                   <w:b w:val="0"/>
                   <w:bCs w:val="0"/>
-                  <w:sz w:val="16"/>
-                  <w:szCs w:val="16"/>
+                  <w:sz w:val="18"/>
+                  <w:szCs w:val="18"/>
                   <w:lang w:val="uk-UA"/>
                 </w:rPr>
                 <w:alias w:val="CstCorrespAddress"/>
@@ -7054,6 +7143,7 @@
                 <w15:appearance w15:val="tags"/>
                 <w:text/>
               </w:sdtPr>
+              <w:sdtEndPr/>
               <w:sdtContent>
                 <w:r>
                   <w:rPr>
@@ -7069,16 +7159,16 @@
               <w:ind w:right="-108"/>
               <w:rPr>
                 <w:b w:val="0"/>
-                <w:sz w:val="16"/>
-                <w:szCs w:val="16"/>
+                <w:sz w:val="18"/>
+                <w:szCs w:val="18"/>
                 <w:lang w:val="uk-UA"/>
               </w:rPr>
             </w:pPr>
             <w:proofErr w:type="spellStart"/>
             <w:r>
               <w:rPr>
-                <w:sz w:val="16"/>
-                <w:szCs w:val="16"/>
+                <w:sz w:val="18"/>
+                <w:szCs w:val="18"/>
                 <w:lang w:val="uk-UA"/>
               </w:rPr>
               <w:t>Тел</w:t>
@@ -7086,8 +7176,8 @@
             <w:proofErr w:type="spellEnd"/>
             <w:r>
               <w:rPr>
-                <w:sz w:val="16"/>
-                <w:szCs w:val="16"/>
+                <w:sz w:val="18"/>
+                <w:szCs w:val="18"/>
                 <w:lang w:val="uk-UA"/>
               </w:rPr>
               <w:t xml:space="preserve">.: </w:t>
@@ -7096,8 +7186,8 @@
               <w:sdtPr>
                 <w:rPr>
                   <w:b w:val="0"/>
-                  <w:sz w:val="16"/>
-                  <w:szCs w:val="16"/>
+                  <w:sz w:val="18"/>
+                  <w:szCs w:val="18"/>
                   <w:lang w:val="uk-UA"/>
                 </w:rPr>
                 <w:alias w:val="CstPhone"/>
@@ -7110,6 +7200,7 @@
                 <w15:appearance w15:val="tags"/>
                 <w:text/>
               </w:sdtPr>
+              <w:sdtEndPr/>
               <w:sdtContent>
                 <w:r>
                   <w:rPr>
@@ -7125,15 +7216,15 @@
               <w:ind w:right="-108"/>
               <w:rPr>
                 <w:b w:val="0"/>
-                <w:sz w:val="16"/>
-                <w:szCs w:val="16"/>
-                <w:lang w:val="uk-UA"/>
-              </w:rPr>
-            </w:pPr>
-            <w:r>
-              <w:rPr>
-                <w:sz w:val="16"/>
-                <w:szCs w:val="16"/>
+                <w:sz w:val="18"/>
+                <w:szCs w:val="18"/>
+                <w:lang w:val="uk-UA"/>
+              </w:rPr>
+            </w:pPr>
+            <w:r>
+              <w:rPr>
+                <w:sz w:val="18"/>
+                <w:szCs w:val="18"/>
                 <w:lang w:val="uk-UA"/>
               </w:rPr>
               <w:t>факс:_____________________________</w:t>
@@ -7144,15 +7235,15 @@
               <w:ind w:right="-108"/>
               <w:rPr>
                 <w:b w:val="0"/>
-                <w:sz w:val="16"/>
-                <w:szCs w:val="16"/>
-                <w:lang w:val="uk-UA"/>
-              </w:rPr>
-            </w:pPr>
-            <w:r>
-              <w:rPr>
-                <w:sz w:val="16"/>
-                <w:szCs w:val="16"/>
+                <w:sz w:val="18"/>
+                <w:szCs w:val="18"/>
+                <w:lang w:val="uk-UA"/>
+              </w:rPr>
+            </w:pPr>
+            <w:r>
+              <w:rPr>
+                <w:sz w:val="18"/>
+                <w:szCs w:val="18"/>
                 <w:lang w:val="uk-UA"/>
               </w:rPr>
               <w:t xml:space="preserve">Код ЄДРПОУ: </w:t>
@@ -7162,8 +7253,8 @@
                 <w:rPr>
                   <w:b w:val="0"/>
                   <w:bCs w:val="0"/>
-                  <w:sz w:val="16"/>
-                  <w:szCs w:val="16"/>
+                  <w:sz w:val="18"/>
+                  <w:szCs w:val="18"/>
                   <w:lang w:val="uk-UA"/>
                 </w:rPr>
                 <w:alias w:val="CstEDRPOU"/>
@@ -7176,6 +7267,7 @@
                 <w15:appearance w15:val="tags"/>
                 <w:text/>
               </w:sdtPr>
+              <w:sdtEndPr/>
               <w:sdtContent>
                 <w:r>
                   <w:rPr>
@@ -7191,26 +7283,42 @@
               <w:ind w:right="-108"/>
               <w:rPr>
                 <w:b w:val="0"/>
-                <w:sz w:val="16"/>
-                <w:szCs w:val="16"/>
-                <w:lang w:val="uk-UA"/>
-              </w:rPr>
-            </w:pPr>
-            <w:r>
-              <w:rPr>
-                <w:sz w:val="16"/>
-                <w:szCs w:val="16"/>
-                <w:lang w:val="uk-UA"/>
-              </w:rPr>
-              <w:t xml:space="preserve">Банк </w:t>
+                <w:sz w:val="18"/>
+                <w:szCs w:val="18"/>
+                <w:lang w:val="uk-UA"/>
+              </w:rPr>
+            </w:pPr>
+            <w:r>
+              <w:rPr>
+                <w:sz w:val="18"/>
+                <w:szCs w:val="18"/>
+                <w:lang w:val="uk-UA"/>
+              </w:rPr>
+              <w:t>Банк</w:t>
+            </w:r>
+            <w:r>
+              <w:rPr>
+                <w:sz w:val="18"/>
+                <w:szCs w:val="18"/>
+                <w:lang w:val="uk-UA"/>
+              </w:rPr>
+              <w:t>:</w:t>
+            </w:r>
+            <w:r>
+              <w:rPr>
+                <w:sz w:val="18"/>
+                <w:szCs w:val="18"/>
+                <w:lang w:val="uk-UA"/>
+              </w:rPr>
+              <w:t xml:space="preserve"> </w:t>
             </w:r>
             <w:sdt>
               <w:sdtPr>
                 <w:rPr>
                   <w:b w:val="0"/>
                   <w:bCs w:val="0"/>
-                  <w:sz w:val="16"/>
-                  <w:szCs w:val="16"/>
+                  <w:sz w:val="18"/>
+                  <w:szCs w:val="18"/>
                   <w:lang w:val="uk-UA"/>
                 </w:rPr>
                 <w:alias w:val="CstBankName"/>
@@ -7223,10 +7331,13 @@
                 <w15:appearance w15:val="tags"/>
                 <w:text/>
               </w:sdtPr>
+              <w:sdtEndPr/>
               <w:sdtContent>
                 <w:r>
                   <w:rPr>
                     <w:rStyle w:val="af"/>
+                    <w:sz w:val="18"/>
+                    <w:szCs w:val="18"/>
                   </w:rPr>
                   <w:t>Место для ввода текста.</w:t>
                 </w:r>
@@ -7238,15 +7349,15 @@
               <w:ind w:right="-108"/>
               <w:rPr>
                 <w:b w:val="0"/>
-                <w:sz w:val="16"/>
-                <w:szCs w:val="16"/>
-                <w:lang w:val="uk-UA"/>
-              </w:rPr>
-            </w:pPr>
-            <w:r>
-              <w:rPr>
-                <w:sz w:val="16"/>
-                <w:szCs w:val="16"/>
+                <w:sz w:val="18"/>
+                <w:szCs w:val="18"/>
+                <w:lang w:val="uk-UA"/>
+              </w:rPr>
+            </w:pPr>
+            <w:r>
+              <w:rPr>
+                <w:sz w:val="18"/>
+                <w:szCs w:val="18"/>
                 <w:lang w:val="uk-UA"/>
               </w:rPr>
               <w:t xml:space="preserve">МФО: </w:t>
@@ -7256,8 +7367,8 @@
                 <w:rPr>
                   <w:b w:val="0"/>
                   <w:bCs w:val="0"/>
-                  <w:sz w:val="16"/>
-                  <w:szCs w:val="16"/>
+                  <w:sz w:val="18"/>
+                  <w:szCs w:val="18"/>
                   <w:lang w:val="uk-UA"/>
                 </w:rPr>
                 <w:alias w:val="CstBankMFO"/>
@@ -7270,6 +7381,7 @@
                 <w15:appearance w15:val="tags"/>
                 <w:text/>
               </w:sdtPr>
+              <w:sdtEndPr/>
               <w:sdtContent>
                 <w:r>
                   <w:rPr>
@@ -7285,15 +7397,15 @@
               <w:ind w:right="-108"/>
               <w:rPr>
                 <w:b w:val="0"/>
-                <w:sz w:val="16"/>
-                <w:szCs w:val="16"/>
-                <w:lang w:val="uk-UA"/>
-              </w:rPr>
-            </w:pPr>
-            <w:r>
-              <w:rPr>
-                <w:sz w:val="16"/>
-                <w:szCs w:val="16"/>
+                <w:sz w:val="18"/>
+                <w:szCs w:val="18"/>
+                <w:lang w:val="uk-UA"/>
+              </w:rPr>
+            </w:pPr>
+            <w:r>
+              <w:rPr>
+                <w:sz w:val="18"/>
+                <w:szCs w:val="18"/>
                 <w:lang w:val="uk-UA"/>
               </w:rPr>
               <w:t xml:space="preserve">р/р </w:t>
@@ -7303,8 +7415,8 @@
                 <w:rPr>
                   <w:b w:val="0"/>
                   <w:bCs w:val="0"/>
-                  <w:sz w:val="16"/>
-                  <w:szCs w:val="16"/>
+                  <w:sz w:val="18"/>
+                  <w:szCs w:val="18"/>
                   <w:lang w:val="uk-UA"/>
                 </w:rPr>
                 <w:alias w:val="CstAcc"/>
@@ -7317,6 +7429,7 @@
                 <w15:appearance w15:val="tags"/>
                 <w:text/>
               </w:sdtPr>
+              <w:sdtEndPr/>
               <w:sdtContent>
                 <w:r>
                   <w:rPr>
@@ -7332,15 +7445,15 @@
               <w:ind w:right="-108"/>
               <w:rPr>
                 <w:b w:val="0"/>
-                <w:sz w:val="16"/>
-                <w:szCs w:val="16"/>
-                <w:lang w:val="uk-UA"/>
-              </w:rPr>
-            </w:pPr>
-            <w:r>
-              <w:rPr>
-                <w:sz w:val="16"/>
-                <w:szCs w:val="16"/>
+                <w:sz w:val="18"/>
+                <w:szCs w:val="18"/>
+                <w:lang w:val="uk-UA"/>
+              </w:rPr>
+            </w:pPr>
+            <w:r>
+              <w:rPr>
+                <w:sz w:val="18"/>
+                <w:szCs w:val="18"/>
                 <w:lang w:val="uk-UA"/>
               </w:rPr>
               <w:t xml:space="preserve">Свідоцтво № </w:t>
@@ -7350,24 +7463,26 @@
                 <w:rPr>
                   <w:b w:val="0"/>
                   <w:bCs w:val="0"/>
-                  <w:sz w:val="16"/>
-                  <w:szCs w:val="16"/>
+                  <w:sz w:val="18"/>
+                  <w:szCs w:val="18"/>
                   <w:lang w:val="uk-UA"/>
                 </w:rPr>
-                <w:alias w:val="CstAcc"/>
-                <w:tag w:val="CstAcc"/>
-                <w:id w:val="1575388416"/>
+                <w:alias w:val="CstRegNumber"/>
+                <w:tag w:val="CstRegNumber"/>
+                <w:id w:val="-1794891208"/>
                 <w:placeholder>
-                  <w:docPart w:val="0988E82E51314F17B6922ADED5CA3096"/>
+                  <w:docPart w:val="CE0C8E7B775E444F8C37238AA4AFC408"/>
                 </w:placeholder>
                 <w:showingPlcHdr/>
                 <w15:appearance w15:val="tags"/>
                 <w:text/>
               </w:sdtPr>
+              <w:sdtEndPr/>
               <w:sdtContent>
                 <w:r>
                   <w:rPr>
                     <w:rStyle w:val="af"/>
+                    <w:lang w:val="uk-UA"/>
                   </w:rPr>
                   <w:t>Место для ввода текста.</w:t>
                 </w:r>
@@ -7375,63 +7490,138 @@
             </w:sdt>
             <w:r>
               <w:rPr>
-                <w:sz w:val="16"/>
-                <w:szCs w:val="16"/>
-                <w:lang w:val="uk-UA"/>
-              </w:rPr>
-              <w:t xml:space="preserve"> від </w:t>
+                <w:b w:val="0"/>
+                <w:sz w:val="18"/>
+                <w:szCs w:val="18"/>
+                <w:lang w:val="uk-UA"/>
+              </w:rPr>
+              <w:t xml:space="preserve"> від</w:t>
+            </w:r>
+            <w:r>
+              <w:rPr>
+                <w:b w:val="0"/>
+                <w:sz w:val="18"/>
+                <w:szCs w:val="18"/>
+                <w:lang w:val="uk-UA"/>
+              </w:rPr>
+              <w:t xml:space="preserve"> </w:t>
+            </w:r>
+            <w:sdt>
+              <w:sdtPr>
+                <w:rPr>
+                  <w:b w:val="0"/>
+                  <w:sz w:val="18"/>
+                  <w:szCs w:val="18"/>
+                  <w:lang w:val="uk-UA"/>
+                </w:rPr>
+                <w:alias w:val="CstRegData"/>
+                <w:tag w:val="CstRegData"/>
+                <w:id w:val="1267500302"/>
+                <w:placeholder>
+                  <w:docPart w:val="CE0C8E7B775E444F8C37238AA4AFC408"/>
+                </w:placeholder>
+                <w:showingPlcHdr/>
+                <w15:appearance w15:val="tags"/>
+                <w:text/>
+              </w:sdtPr>
+              <w:sdtEndPr/>
+              <w:sdtContent>
+                <w:r>
+                  <w:rPr>
+                    <w:rStyle w:val="af"/>
+                    <w:lang w:val="uk-UA"/>
+                  </w:rPr>
+                  <w:t>Место для ввода текста.</w:t>
+                </w:r>
+              </w:sdtContent>
+            </w:sdt>
+            <w:r>
+              <w:rPr>
+                <w:sz w:val="18"/>
+                <w:szCs w:val="18"/>
+                <w:lang w:val="uk-UA"/>
+              </w:rPr>
+              <w:t xml:space="preserve"> </w:t>
+            </w:r>
+            <w:r>
+              <w:rPr>
+                <w:b w:val="0"/>
+                <w:sz w:val="18"/>
+                <w:szCs w:val="18"/>
+                <w:lang w:val="uk-UA"/>
+              </w:rPr>
+              <w:t>р.</w:t>
+            </w:r>
+          </w:p>
+          <w:p>
+            <w:pPr>
+              <w:ind w:right="-108"/>
+              <w:rPr>
+                <w:b w:val="0"/>
+                <w:sz w:val="18"/>
+                <w:szCs w:val="18"/>
+              </w:rPr>
+            </w:pPr>
+            <w:r>
+              <w:rPr>
+                <w:sz w:val="18"/>
+                <w:szCs w:val="18"/>
+                <w:lang w:val="uk-UA"/>
+              </w:rPr>
+              <w:t>Є платником</w:t>
+            </w:r>
+            <w:r>
+              <w:rPr>
+                <w:sz w:val="18"/>
+                <w:szCs w:val="18"/>
+              </w:rPr>
+              <w:t xml:space="preserve"> </w:t>
             </w:r>
             <w:sdt>
               <w:sdtPr>
                 <w:rPr>
                   <w:b w:val="0"/>
                   <w:bCs w:val="0"/>
-                  <w:sz w:val="16"/>
-                  <w:szCs w:val="16"/>
+                  <w:sz w:val="18"/>
+                  <w:szCs w:val="18"/>
                   <w:lang w:val="uk-UA"/>
                 </w:rPr>
-                <w:alias w:val="CstAcc"/>
-                <w:tag w:val="CstAcc"/>
-                <w:id w:val="1488436807"/>
+                <w:alias w:val="CstVATType"/>
+                <w:tag w:val="CstVATType"/>
+                <w:id w:val="25303977"/>
                 <w:placeholder>
-                  <w:docPart w:val="77939E11C82C431ABFB363B690E1E793"/>
+                  <w:docPart w:val="56E515D8AF524640A25C395639E7481C"/>
                 </w:placeholder>
                 <w:showingPlcHdr/>
                 <w15:appearance w15:val="tags"/>
                 <w:text/>
               </w:sdtPr>
+              <w:sdtEndPr/>
               <w:sdtContent>
                 <w:r>
                   <w:rPr>
                     <w:rStyle w:val="af"/>
+                    <w:lang w:val="uk-UA"/>
                   </w:rPr>
                   <w:t>Место для ввода текста.</w:t>
                 </w:r>
               </w:sdtContent>
             </w:sdt>
-            <w:r>
-              <w:rPr>
-                <w:sz w:val="16"/>
-                <w:szCs w:val="16"/>
-                <w:lang w:val="uk-UA"/>
-              </w:rPr>
-              <w:t xml:space="preserve"> р.</w:t>
-            </w:r>
           </w:p>
           <w:p>
             <w:pPr>
               <w:ind w:right="-108"/>
               <w:rPr>
                 <w:b w:val="0"/>
-                <w:sz w:val="16"/>
-                <w:szCs w:val="16"/>
-                <w:lang w:val="uk-UA"/>
-              </w:rPr>
-            </w:pPr>
-            <w:r>
-              <w:rPr>
-                <w:sz w:val="16"/>
-                <w:szCs w:val="16"/>
+                <w:sz w:val="18"/>
+                <w:szCs w:val="18"/>
+                <w:lang w:val="uk-UA"/>
+              </w:rPr>
+            </w:pPr>
+            <w:r>
+              <w:rPr>
+                <w:sz w:val="18"/>
+                <w:szCs w:val="18"/>
                 <w:lang w:val="uk-UA"/>
               </w:rPr>
               <w:t xml:space="preserve">Індивідуальний податковий № </w:t>
@@ -7441,8 +7631,8 @@
                 <w:rPr>
                   <w:b w:val="0"/>
                   <w:bCs w:val="0"/>
-                  <w:sz w:val="16"/>
-                  <w:szCs w:val="16"/>
+                  <w:sz w:val="18"/>
+                  <w:szCs w:val="18"/>
                   <w:lang w:val="uk-UA"/>
                 </w:rPr>
                 <w:alias w:val="CstVAT"/>
@@ -7455,6 +7645,7 @@
                 <w15:appearance w15:val="tags"/>
                 <w:text/>
               </w:sdtPr>
+              <w:sdtEndPr/>
               <w:sdtContent>
                 <w:r>
                   <w:rPr>
@@ -7472,70 +7663,32 @@
                 <w:b w:val="0"/>
                 <w:sz w:val="16"/>
                 <w:szCs w:val="16"/>
-              </w:rPr>
-            </w:pPr>
+                <w:lang w:val="uk-UA"/>
+              </w:rPr>
+            </w:pPr>
+            <w:r>
+              <w:rPr>
+                <w:sz w:val="18"/>
+                <w:szCs w:val="18"/>
+                <w:lang w:val="uk-UA"/>
+              </w:rPr>
+              <w:t>http://</w:t>
+            </w:r>
+            <w:r>
+              <w:rPr>
+                <w:sz w:val="18"/>
+                <w:szCs w:val="18"/>
+                <w:lang w:val="uk-UA"/>
+              </w:rPr>
+              <w:t xml:space="preserve"> </w:t>
+            </w:r>
             <w:r>
               <w:rPr>
                 <w:sz w:val="16"/>
                 <w:szCs w:val="16"/>
                 <w:lang w:val="uk-UA"/>
               </w:rPr>
-              <w:t>Є платником</w:t>
-            </w:r>
-            <w:r>
-              <w:rPr>
-                <w:sz w:val="16"/>
-                <w:szCs w:val="16"/>
-              </w:rPr>
-              <w:t xml:space="preserve"> </w:t>
-            </w:r>
-            <w:sdt>
-              <w:sdtPr>
-                <w:rPr>
-                  <w:b w:val="0"/>
-                  <w:bCs w:val="0"/>
-                  <w:sz w:val="16"/>
-                  <w:szCs w:val="16"/>
-                  <w:lang w:val="uk-UA"/>
-                </w:rPr>
-                <w:alias w:val="CstVATType"/>
-                <w:tag w:val="CstVATType"/>
-                <w:id w:val="25303977"/>
-                <w:placeholder>
-                  <w:docPart w:val="58CDEB770B2749549944727E6E465010"/>
-                </w:placeholder>
-                <w:showingPlcHdr/>
-                <w15:appearance w15:val="tags"/>
-                <w:text/>
-              </w:sdtPr>
-              <w:sdtContent>
-                <w:r>
-                  <w:rPr>
-                    <w:rStyle w:val="af"/>
-                    <w:lang w:val="uk-UA"/>
-                  </w:rPr>
-                  <w:t>Место для ввода текста.</w:t>
-                </w:r>
-              </w:sdtContent>
-            </w:sdt>
-          </w:p>
-          <w:p>
-            <w:pPr>
-              <w:ind w:right="-108"/>
-              <w:rPr>
-                <w:b w:val="0"/>
-                <w:sz w:val="16"/>
-                <w:szCs w:val="16"/>
-                <w:lang w:val="uk-UA"/>
-              </w:rPr>
-            </w:pPr>
-            <w:r>
-              <w:rPr>
-                <w:sz w:val="16"/>
-                <w:szCs w:val="16"/>
-                <w:lang w:val="uk-UA"/>
-              </w:rPr>
-              <w:t>http://_________________________________</w:t>
+              <w:t>_________________________________</w:t>
             </w:r>
           </w:p>
           <w:p>
@@ -7689,8 +7842,8 @@
                   <w:pPr>
                     <w:rPr>
                       <w:color w:val="000000"/>
-                      <w:sz w:val="16"/>
-                      <w:szCs w:val="16"/>
+                      <w:sz w:val="18"/>
+                      <w:szCs w:val="18"/>
                     </w:rPr>
                   </w:pPr>
                   <w:r>
@@ -7712,12 +7865,11 @@
                   <w:sdt>
                     <w:sdtPr>
                       <w:rPr>
-                        <w:b w:val="0"/>
                         <w:sz w:val="18"/>
                         <w:szCs w:val="18"/>
                       </w:rPr>
-                      <w:alias w:val="CstPerson"/>
-                      <w:tag w:val="CstPerson"/>
+                      <w:alias w:val="CstPerson1"/>
+                      <w:tag w:val="CstPerson1"/>
                       <w:id w:val="433098122"/>
                       <w:placeholder>
                         <w:docPart w:val="A0FA95BB11264B1B8D9BD456BC49AF65"/>
@@ -7726,6 +7878,7 @@
                       <w15:appearance w15:val="tags"/>
                       <w:text/>
                     </w:sdtPr>
+                    <w:sdtEndPr/>
                     <w:sdtContent>
                       <w:r>
                         <w:rPr>
@@ -7744,15 +7897,6 @@
                     <w:t xml:space="preserve"> /</w:t>
                   </w:r>
                 </w:p>
-                <w:p>
-                  <w:pPr>
-                    <w:rPr>
-                      <w:color w:val="000000"/>
-                      <w:sz w:val="18"/>
-                      <w:szCs w:val="18"/>
-                    </w:rPr>
-                  </w:pPr>
-                </w:p>
               </w:tc>
             </w:tr>
           </w:tbl>
@@ -7771,12 +7915,6 @@
         </w:tc>
       </w:tr>
       <w:tr>
-        <w:tblPrEx>
-          <w:tblCellMar>
-            <w:top w:w="0" w:type="dxa"/>
-            <w:bottom w:w="0" w:type="dxa"/>
-          </w:tblCellMar>
-        </w:tblPrEx>
         <w:trPr>
           <w:trHeight w:val="1536"/>
         </w:trPr>
@@ -8277,6 +8415,7 @@
                 <w15:appearance w15:val="tags"/>
                 <w:text/>
               </w:sdtPr>
+              <w:sdtEndPr/>
               <w:sdtContent>
                 <w:r>
                   <w:rPr>
@@ -8351,6 +8490,7 @@
                 <w15:appearance w15:val="tags"/>
                 <w:text/>
               </w:sdtPr>
+              <w:sdtEndPr/>
               <w:sdtContent>
                 <w:r>
                   <w:rPr>
@@ -8360,8 +8500,6 @@
                 </w:r>
               </w:sdtContent>
             </w:sdt>
-            <w:bookmarkStart w:id="8" w:name="_GoBack"/>
-            <w:bookmarkEnd w:id="8"/>
           </w:p>
         </w:tc>
       </w:tr>
@@ -13079,7 +13217,29 @@
           <w:szCs w:val="24"/>
           <w:lang w:val="ru-RU"/>
         </w:rPr>
-        <w:t xml:space="preserve">(далі - </w:t>
+        <w:t>(</w:t>
+      </w:r>
+      <w:proofErr w:type="spellStart"/>
+      <w:r>
+        <w:rPr>
+          <w:b/>
+          <w:bCs/>
+          <w:sz w:val="24"/>
+          <w:szCs w:val="24"/>
+          <w:lang w:val="ru-RU"/>
+        </w:rPr>
+        <w:t>далі</w:t>
+      </w:r>
+      <w:proofErr w:type="spellEnd"/>
+      <w:r>
+        <w:rPr>
+          <w:b/>
+          <w:bCs/>
+          <w:sz w:val="24"/>
+          <w:szCs w:val="24"/>
+          <w:lang w:val="ru-RU"/>
+        </w:rPr>
+        <w:t xml:space="preserve"> - </w:t>
       </w:r>
       <w:proofErr w:type="spellStart"/>
       <w:r>
@@ -16909,12 +17069,6 @@
         <w:gridCol w:w="1334"/>
       </w:tblGrid>
       <w:tr>
-        <w:tblPrEx>
-          <w:tblCellMar>
-            <w:top w:w="0" w:type="dxa"/>
-            <w:bottom w:w="0" w:type="dxa"/>
-          </w:tblCellMar>
-        </w:tblPrEx>
         <w:tc>
           <w:tcPr>
             <w:tcW w:w="0" w:type="auto"/>
@@ -17037,12 +17191,6 @@
         </w:tc>
       </w:tr>
       <w:tr>
-        <w:tblPrEx>
-          <w:tblCellMar>
-            <w:top w:w="0" w:type="dxa"/>
-            <w:bottom w:w="0" w:type="dxa"/>
-          </w:tblCellMar>
-        </w:tblPrEx>
         <w:tc>
           <w:tcPr>
             <w:tcW w:w="0" w:type="auto"/>
@@ -17183,12 +17331,6 @@
         </w:tc>
       </w:tr>
       <w:tr>
-        <w:tblPrEx>
-          <w:tblCellMar>
-            <w:top w:w="0" w:type="dxa"/>
-            <w:bottom w:w="0" w:type="dxa"/>
-          </w:tblCellMar>
-        </w:tblPrEx>
         <w:tc>
           <w:tcPr>
             <w:tcW w:w="0" w:type="auto"/>
@@ -17359,12 +17501,6 @@
         </w:tc>
       </w:tr>
       <w:tr>
-        <w:tblPrEx>
-          <w:tblCellMar>
-            <w:top w:w="0" w:type="dxa"/>
-            <w:bottom w:w="0" w:type="dxa"/>
-          </w:tblCellMar>
-        </w:tblPrEx>
         <w:trPr>
           <w:trHeight w:val="764"/>
         </w:trPr>
@@ -17430,12 +17566,6 @@
         </w:tc>
       </w:tr>
       <w:tr>
-        <w:tblPrEx>
-          <w:tblCellMar>
-            <w:top w:w="0" w:type="dxa"/>
-            <w:bottom w:w="0" w:type="dxa"/>
-          </w:tblCellMar>
-        </w:tblPrEx>
         <w:tc>
           <w:tcPr>
             <w:tcW w:w="0" w:type="auto"/>
@@ -17847,12 +17977,6 @@
         </w:tc>
       </w:tr>
       <w:tr>
-        <w:tblPrEx>
-          <w:tblCellMar>
-            <w:top w:w="0" w:type="dxa"/>
-            <w:bottom w:w="0" w:type="dxa"/>
-          </w:tblCellMar>
-        </w:tblPrEx>
         <w:trPr>
           <w:trHeight w:val="200"/>
         </w:trPr>
@@ -18037,12 +18161,6 @@
         </w:tc>
       </w:tr>
       <w:tr>
-        <w:tblPrEx>
-          <w:tblCellMar>
-            <w:top w:w="0" w:type="dxa"/>
-            <w:bottom w:w="0" w:type="dxa"/>
-          </w:tblCellMar>
-        </w:tblPrEx>
         <w:trPr>
           <w:trHeight w:val="227"/>
         </w:trPr>
@@ -19245,12 +19363,6 @@
         <w:gridCol w:w="1440"/>
       </w:tblGrid>
       <w:tr>
-        <w:tblPrEx>
-          <w:tblCellMar>
-            <w:top w:w="0" w:type="dxa"/>
-            <w:bottom w:w="0" w:type="dxa"/>
-          </w:tblCellMar>
-        </w:tblPrEx>
         <w:trPr>
           <w:trHeight w:val="600"/>
         </w:trPr>
@@ -19476,12 +19588,6 @@
         </w:tc>
       </w:tr>
       <w:tr>
-        <w:tblPrEx>
-          <w:tblCellMar>
-            <w:top w:w="0" w:type="dxa"/>
-            <w:bottom w:w="0" w:type="dxa"/>
-          </w:tblCellMar>
-        </w:tblPrEx>
         <w:trPr>
           <w:trHeight w:val="360"/>
         </w:trPr>
@@ -19647,12 +19753,6 @@
         </w:tc>
       </w:tr>
       <w:tr>
-        <w:tblPrEx>
-          <w:tblCellMar>
-            <w:top w:w="0" w:type="dxa"/>
-            <w:bottom w:w="0" w:type="dxa"/>
-          </w:tblCellMar>
-        </w:tblPrEx>
         <w:tc>
           <w:tcPr>
             <w:tcW w:w="1800" w:type="dxa"/>
@@ -19830,12 +19930,6 @@
         </w:tc>
       </w:tr>
       <w:tr>
-        <w:tblPrEx>
-          <w:tblCellMar>
-            <w:top w:w="0" w:type="dxa"/>
-            <w:bottom w:w="0" w:type="dxa"/>
-          </w:tblCellMar>
-        </w:tblPrEx>
         <w:tc>
           <w:tcPr>
             <w:tcW w:w="1800" w:type="dxa"/>
@@ -21340,12 +21434,14 @@
   </w:style>
   <w:style w:type="character" w:default="1" w:styleId="a0">
     <w:name w:val="Default Paragraph Font"/>
-    <w:aliases w:val=" Знак"/>
-    <w:semiHidden/>
+    <w:uiPriority w:val="1"/>
+    <w:unhideWhenUsed/>
   </w:style>
   <w:style w:type="table" w:default="1" w:styleId="a1">
     <w:name w:val="Normal Table"/>
+    <w:uiPriority w:val="99"/>
     <w:semiHidden/>
+    <w:unhideWhenUsed/>
     <w:tblPr>
       <w:tblInd w:w="0" w:type="dxa"/>
       <w:tblCellMar>
@@ -21358,7 +21454,9 @@
   </w:style>
   <w:style w:type="numbering" w:default="1" w:styleId="a2">
     <w:name w:val="No List"/>
+    <w:uiPriority w:val="99"/>
     <w:semiHidden/>
+    <w:unhideWhenUsed/>
   </w:style>
   <w:style w:type="paragraph" w:styleId="a3">
     <w:name w:val="Body Text"/>
@@ -21473,7 +21571,7 @@
       </w:tblBorders>
     </w:tblPr>
   </w:style>
-  <w:style w:type="paragraph" w:styleId="ab">
+  <w:style w:type="paragraph" w:customStyle="1" w:styleId="ab">
     <w:name w:val="Название"/>
     <w:basedOn w:val="a"/>
     <w:qFormat/>
@@ -21653,6 +21751,55 @@
     <w:rsid w:val="00B97B2D"/>
     <w:rPr>
       <w:color w:val="808080"/>
+    </w:rPr>
+  </w:style>
+  <w:style w:type="character" w:styleId="af0">
+    <w:name w:val="annotation reference"/>
+    <w:basedOn w:val="a0"/>
+    <w:uiPriority w:val="99"/>
+    <w:semiHidden/>
+    <w:unhideWhenUsed/>
+    <w:rsid w:val="00C33907"/>
+    <w:rPr>
+      <w:sz w:val="16"/>
+      <w:szCs w:val="16"/>
+    </w:rPr>
+  </w:style>
+  <w:style w:type="paragraph" w:styleId="af1">
+    <w:name w:val="annotation text"/>
+    <w:basedOn w:val="a"/>
+    <w:link w:val="af2"/>
+    <w:uiPriority w:val="99"/>
+    <w:semiHidden/>
+    <w:unhideWhenUsed/>
+    <w:rsid w:val="00C33907"/>
+    <w:pPr>
+      <w:overflowPunct/>
+      <w:autoSpaceDE/>
+      <w:autoSpaceDN/>
+      <w:adjustRightInd/>
+      <w:spacing w:after="160"/>
+      <w:textAlignment w:val="auto"/>
+    </w:pPr>
+    <w:rPr>
+      <w:rFonts w:asciiTheme="minorHAnsi" w:eastAsiaTheme="minorHAnsi" w:hAnsiTheme="minorHAnsi" w:cstheme="minorBidi"/>
+      <w:b w:val="0"/>
+      <w:bCs w:val="0"/>
+      <w:sz w:val="20"/>
+      <w:szCs w:val="20"/>
+      <w:lang w:val="ru-UA" w:eastAsia="en-US"/>
+    </w:rPr>
+  </w:style>
+  <w:style w:type="character" w:customStyle="1" w:styleId="af2">
+    <w:name w:val="Текст примечания Знак"/>
+    <w:basedOn w:val="a0"/>
+    <w:link w:val="af1"/>
+    <w:uiPriority w:val="99"/>
+    <w:semiHidden/>
+    <w:rsid w:val="00C33907"/>
+    <w:rPr>
+      <w:rFonts w:asciiTheme="minorHAnsi" w:eastAsiaTheme="minorHAnsi" w:hAnsiTheme="minorHAnsi" w:cstheme="minorBidi"/>
+      <w:lang w:eastAsia="en-US"/>
     </w:rPr>
   </w:style>
 </w:styles>
@@ -22345,64 +22492,6 @@
     </w:docPart>
     <w:docPart>
       <w:docPartPr>
-        <w:name w:val="0988E82E51314F17B6922ADED5CA3096"/>
-        <w:category>
-          <w:name w:val="Общие"/>
-          <w:gallery w:val="placeholder"/>
-        </w:category>
-        <w:types>
-          <w:type w:val="bbPlcHdr"/>
-        </w:types>
-        <w:behaviors>
-          <w:behavior w:val="content"/>
-        </w:behaviors>
-        <w:guid w:val="{A35F1623-F136-4B04-955F-33058AA5AFC8}"/>
-      </w:docPartPr>
-      <w:docPartBody>
-        <w:p>
-          <w:pPr>
-            <w:pStyle w:val="0988E82E51314F17B6922ADED5CA3096"/>
-          </w:pPr>
-          <w:r>
-            <w:rPr>
-              <w:rStyle w:val="a3"/>
-            </w:rPr>
-            <w:t>Место для ввода текста.</w:t>
-          </w:r>
-        </w:p>
-      </w:docPartBody>
-    </w:docPart>
-    <w:docPart>
-      <w:docPartPr>
-        <w:name w:val="77939E11C82C431ABFB363B690E1E793"/>
-        <w:category>
-          <w:name w:val="Общие"/>
-          <w:gallery w:val="placeholder"/>
-        </w:category>
-        <w:types>
-          <w:type w:val="bbPlcHdr"/>
-        </w:types>
-        <w:behaviors>
-          <w:behavior w:val="content"/>
-        </w:behaviors>
-        <w:guid w:val="{AB5454C1-2AD3-4AEB-9688-C5F5B80BFF2C}"/>
-      </w:docPartPr>
-      <w:docPartBody>
-        <w:p>
-          <w:pPr>
-            <w:pStyle w:val="77939E11C82C431ABFB363B690E1E793"/>
-          </w:pPr>
-          <w:r>
-            <w:rPr>
-              <w:rStyle w:val="a3"/>
-            </w:rPr>
-            <w:t>Место для ввода текста.</w:t>
-          </w:r>
-        </w:p>
-      </w:docPartBody>
-    </w:docPart>
-    <w:docPart>
-      <w:docPartPr>
         <w:name w:val="A1FFC90D569D49739725E1021B084681"/>
         <w:category>
           <w:name w:val="Общие"/>
@@ -22424,36 +22513,6 @@
           <w:r>
             <w:rPr>
               <w:rStyle w:val="a3"/>
-            </w:rPr>
-            <w:t>Место для ввода текста.</w:t>
-          </w:r>
-        </w:p>
-      </w:docPartBody>
-    </w:docPart>
-    <w:docPart>
-      <w:docPartPr>
-        <w:name w:val="58CDEB770B2749549944727E6E465010"/>
-        <w:category>
-          <w:name w:val="Общие"/>
-          <w:gallery w:val="placeholder"/>
-        </w:category>
-        <w:types>
-          <w:type w:val="bbPlcHdr"/>
-        </w:types>
-        <w:behaviors>
-          <w:behavior w:val="content"/>
-        </w:behaviors>
-        <w:guid w:val="{D2254255-100E-4E7B-811F-C39516891703}"/>
-      </w:docPartPr>
-      <w:docPartBody>
-        <w:p>
-          <w:pPr>
-            <w:pStyle w:val="58CDEB770B2749549944727E6E465010"/>
-          </w:pPr>
-          <w:r>
-            <w:rPr>
-              <w:rStyle w:val="a3"/>
-              <w:lang w:val="uk-UA"/>
             </w:rPr>
             <w:t>Место для ввода текста.</w:t>
           </w:r>
@@ -22547,6 +22606,121 @@
         </w:p>
       </w:docPartBody>
     </w:docPart>
+    <w:docPart>
+      <w:docPartPr>
+        <w:name w:val="CE0C8E7B775E444F8C37238AA4AFC408"/>
+        <w:category>
+          <w:name w:val="Общие"/>
+          <w:gallery w:val="placeholder"/>
+        </w:category>
+        <w:types>
+          <w:type w:val="bbPlcHdr"/>
+        </w:types>
+        <w:behaviors>
+          <w:behavior w:val="content"/>
+        </w:behaviors>
+        <w:guid w:val="{30BC117A-20B3-45B4-A0DD-4F0262457B35}"/>
+      </w:docPartPr>
+      <w:docPartBody>
+        <w:p>
+          <w:pPr>
+            <w:pStyle w:val="CE0C8E7B775E444F8C37238AA4AFC408"/>
+          </w:pPr>
+          <w:r>
+            <w:rPr>
+              <w:rStyle w:val="a3"/>
+              <w:lang w:val="uk-UA"/>
+            </w:rPr>
+            <w:t>Место для ввода текста.</w:t>
+          </w:r>
+        </w:p>
+      </w:docPartBody>
+    </w:docPart>
+    <w:docPart>
+      <w:docPartPr>
+        <w:name w:val="56E515D8AF524640A25C395639E7481C"/>
+        <w:category>
+          <w:name w:val="Общие"/>
+          <w:gallery w:val="placeholder"/>
+        </w:category>
+        <w:types>
+          <w:type w:val="bbPlcHdr"/>
+        </w:types>
+        <w:behaviors>
+          <w:behavior w:val="content"/>
+        </w:behaviors>
+        <w:guid w:val="{5989DC6D-9D99-48A3-8EBA-B312117F18DA}"/>
+      </w:docPartPr>
+      <w:docPartBody>
+        <w:p>
+          <w:pPr>
+            <w:pStyle w:val="56E515D8AF524640A25C395639E7481C"/>
+          </w:pPr>
+          <w:r>
+            <w:rPr>
+              <w:rStyle w:val="a3"/>
+              <w:lang w:val="uk-UA"/>
+            </w:rPr>
+            <w:t>Место для ввода текста.</w:t>
+          </w:r>
+        </w:p>
+      </w:docPartBody>
+    </w:docPart>
+    <w:docPart>
+      <w:docPartPr>
+        <w:name w:val="DefaultPlaceholder_-1854013436"/>
+        <w:category>
+          <w:name w:val="Общие"/>
+          <w:gallery w:val="placeholder"/>
+        </w:category>
+        <w:types>
+          <w:type w:val="bbPlcHdr"/>
+        </w:types>
+        <w:behaviors>
+          <w:behavior w:val="content"/>
+        </w:behaviors>
+        <w:guid w:val="{FDA7C074-78A4-4F3E-941D-C969D64BED5F}"/>
+      </w:docPartPr>
+      <w:docPartBody>
+        <w:p>
+          <w:r>
+            <w:rPr>
+              <w:rStyle w:val="a3"/>
+            </w:rPr>
+            <w:t>Выберите стандартный блок.</w:t>
+          </w:r>
+        </w:p>
+      </w:docPartBody>
+    </w:docPart>
+    <w:docPart>
+      <w:docPartPr>
+        <w:name w:val="6A55E891A2E84746818F445F0F471945"/>
+        <w:category>
+          <w:name w:val="Общие"/>
+          <w:gallery w:val="placeholder"/>
+        </w:category>
+        <w:types>
+          <w:type w:val="bbPlcHdr"/>
+        </w:types>
+        <w:behaviors>
+          <w:behavior w:val="content"/>
+        </w:behaviors>
+        <w:guid w:val="{2277307D-67B4-4D7B-A7B0-2BC8C9CCF621}"/>
+      </w:docPartPr>
+      <w:docPartBody>
+        <w:p>
+          <w:pPr>
+            <w:pStyle w:val="6A55E891A2E84746818F445F0F471945"/>
+          </w:pPr>
+          <w:r>
+            <w:rPr>
+              <w:rStyle w:val="a3"/>
+            </w:rPr>
+            <w:t>Место для ввода текста.</w:t>
+          </w:r>
+        </w:p>
+      </w:docPartBody>
+    </w:docPart>
   </w:docParts>
 </w:glossaryDocument>
 </file>
@@ -22596,19 +22770,19 @@
     <w:pitch w:val="fixed"/>
     <w:sig w:usb0="E0002EFF" w:usb1="C0007843" w:usb2="00000009" w:usb3="00000000" w:csb0="000001FF" w:csb1="00000000"/>
   </w:font>
+  <w:font w:name="Calibri">
+    <w:panose1 w:val="020F0502020204030204"/>
+    <w:charset w:val="CC"/>
+    <w:family w:val="swiss"/>
+    <w:pitch w:val="variable"/>
+    <w:sig w:usb0="E0002EFF" w:usb1="C000247B" w:usb2="00000009" w:usb3="00000000" w:csb0="000001FF" w:csb1="00000000"/>
+  </w:font>
   <w:font w:name="Times New Roman CYR">
     <w:panose1 w:val="02020603050405020304"/>
     <w:charset w:val="CC"/>
     <w:family w:val="roman"/>
     <w:pitch w:val="variable"/>
     <w:sig w:usb0="E0002EFF" w:usb1="C000785B" w:usb2="00000009" w:usb3="00000000" w:csb0="000001FF" w:csb1="00000000"/>
-  </w:font>
-  <w:font w:name="Calibri">
-    <w:panose1 w:val="020F0502020204030204"/>
-    <w:charset w:val="CC"/>
-    <w:family w:val="swiss"/>
-    <w:pitch w:val="variable"/>
-    <w:sig w:usb0="E0002EFF" w:usb1="C000247B" w:usb2="00000009" w:usb3="00000000" w:csb0="000001FF" w:csb1="00000000"/>
   </w:font>
   <w:font w:name="inherit">
     <w:altName w:val="Times New Roman"/>
@@ -22667,6 +22841,10 @@
     <w:rsidRoot w:val="000E590A"/>
     <w:rsid w:val="000E590A"/>
     <w:rsid w:val="003B5B86"/>
+    <w:rsid w:val="009536D1"/>
+    <w:rsid w:val="00995044"/>
+    <w:rsid w:val="00AB783F"/>
+    <w:rsid w:val="00FF4D04"/>
   </w:rsids>
   <m:mathPr>
     <m:mathFont m:val="Cambria Math"/>
@@ -23119,7 +23297,7 @@
     <w:basedOn w:val="a0"/>
     <w:uiPriority w:val="99"/>
     <w:semiHidden/>
-    <w:rsid w:val="000E590A"/>
+    <w:rsid w:val="00FF4D04"/>
     <w:rPr>
       <w:color w:val="808080"/>
     </w:rPr>
@@ -23243,6 +23421,28 @@
   <w:style w:type="paragraph" w:customStyle="1" w:styleId="F62CDD5BC43F4F9E929113B6C10CB63F">
     <w:name w:val="F62CDD5BC43F4F9E929113B6C10CB63F"/>
     <w:rsid w:val="000E590A"/>
+  </w:style>
+  <w:style w:type="paragraph" w:customStyle="1" w:styleId="CE0C8E7B775E444F8C37238AA4AFC408">
+    <w:name w:val="CE0C8E7B775E444F8C37238AA4AFC408"/>
+    <w:rsid w:val="00AB783F"/>
+  </w:style>
+  <w:style w:type="paragraph" w:customStyle="1" w:styleId="56E515D8AF524640A25C395639E7481C">
+    <w:name w:val="56E515D8AF524640A25C395639E7481C"/>
+    <w:rsid w:val="009536D1"/>
+  </w:style>
+  <w:style w:type="paragraph" w:customStyle="1" w:styleId="723DFEBFC0834C008D524ACBAC6F9EEA">
+    <w:name w:val="723DFEBFC0834C008D524ACBAC6F9EEA"/>
+    <w:rsid w:val="00FF4D04"/>
+    <w:rPr>
+      <w:lang w:val="ru-UA" w:eastAsia="ru-UA"/>
+    </w:rPr>
+  </w:style>
+  <w:style w:type="paragraph" w:customStyle="1" w:styleId="6A55E891A2E84746818F445F0F471945">
+    <w:name w:val="6A55E891A2E84746818F445F0F471945"/>
+    <w:rsid w:val="00FF4D04"/>
+    <w:rPr>
+      <w:lang w:val="ru-UA" w:eastAsia="ru-UA"/>
+    </w:rPr>
   </w:style>
 </w:styles>
 </file>
@@ -23554,7 +23754,7 @@
 </file>
 
 <file path=customXml/itemProps1.xml><?xml version="1.0" encoding="utf-8"?>
-<ds:datastoreItem xmlns:ds="http://schemas.openxmlformats.org/officeDocument/2006/customXml" ds:itemID="{8A119493-925F-47BC-B855-CE0BB2D3AFBA}">
+<ds:datastoreItem xmlns:ds="http://schemas.openxmlformats.org/officeDocument/2006/customXml" ds:itemID="{D7E139D3-3F80-49DE-8BF3-627CDB867CAB}">
   <ds:schemaRefs>
     <ds:schemaRef ds:uri="http://schemas.openxmlformats.org/officeDocument/2006/bibliography"/>
   </ds:schemaRefs>
